--- a/00-首页/题组Word/初赛模拟卷/真题版式/初赛模拟卷VIII（非有机·答案与解析版·真题版式）.docx
+++ b/00-首页/题组Word/初赛模拟卷/真题版式/初赛模拟卷VIII（非有机·答案与解析版·真题版式）.docx
@@ -11932,7 +11932,7 @@
       <w:r>
         <w:drawing>
           <wp:inline>
-            <wp:extent cx="6184900" cy="1416653"/>
+            <wp:extent cx="3600000" cy="824580"/>
             <wp:effectExtent b="0" l="0" r="0" t="0"/>
             <wp:docPr descr="" title="" id="26" name="Picture"/>
             <a:graphic>
@@ -11953,7 +11953,7 @@
                   <pic:spPr bwMode="auto">
                     <a:xfrm>
                       <a:off x="0" y="0"/>
-                      <a:ext cx="6184900" cy="1416653"/>
+                      <a:ext cx="3600000" cy="824580"/>
                     </a:xfrm>
                     <a:prstGeom prst="rect">
                       <a:avLst/>
@@ -14086,7 +14086,7 @@
       <w:r>
         <w:drawing>
           <wp:inline>
-            <wp:extent cx="6184900" cy="2117113"/>
+            <wp:extent cx="3600000" cy="1232292"/>
             <wp:effectExtent b="0" l="0" r="0" t="0"/>
             <wp:docPr descr="" title="" id="29" name="Picture"/>
             <a:graphic>
@@ -14107,7 +14107,7 @@
                   <pic:spPr bwMode="auto">
                     <a:xfrm>
                       <a:off x="0" y="0"/>
-                      <a:ext cx="6184900" cy="2117113"/>
+                      <a:ext cx="3600000" cy="1232292"/>
                     </a:xfrm>
                     <a:prstGeom prst="rect">
                       <a:avLst/>
@@ -14241,7 +14241,7 @@
       <w:r>
         <w:drawing>
           <wp:inline>
-            <wp:extent cx="6184900" cy="1027154"/>
+            <wp:extent cx="3600000" cy="597868"/>
             <wp:effectExtent b="0" l="0" r="0" t="0"/>
             <wp:docPr descr="" title="" id="32" name="Picture"/>
             <a:graphic>
@@ -14262,7 +14262,7 @@
                   <pic:spPr bwMode="auto">
                     <a:xfrm>
                       <a:off x="0" y="0"/>
-                      <a:ext cx="6184900" cy="1027154"/>
+                      <a:ext cx="3600000" cy="597868"/>
                     </a:xfrm>
                     <a:prstGeom prst="rect">
                       <a:avLst/>
@@ -16352,7 +16352,7 @@
       <w:r>
         <w:drawing>
           <wp:inline>
-            <wp:extent cx="6184900" cy="4995496"/>
+            <wp:extent cx="3240000" cy="2616922"/>
             <wp:effectExtent b="0" l="0" r="0" t="0"/>
             <wp:docPr descr="" title="" id="39" name="Picture"/>
             <a:graphic>
@@ -16373,7 +16373,7 @@
                   <pic:spPr bwMode="auto">
                     <a:xfrm>
                       <a:off x="0" y="0"/>
-                      <a:ext cx="6184900" cy="4995496"/>
+                      <a:ext cx="3240000" cy="2616922"/>
                     </a:xfrm>
                     <a:prstGeom prst="rect">
                       <a:avLst/>
@@ -31600,7 +31600,7 @@
       <w:r>
         <w:drawing>
           <wp:inline>
-            <wp:extent cx="6184900" cy="2423277"/>
+            <wp:extent cx="3600000" cy="1410499"/>
             <wp:effectExtent b="0" l="0" r="0" t="0"/>
             <wp:docPr descr="" title="" id="54" name="Picture"/>
             <a:graphic>
@@ -31621,7 +31621,7 @@
                   <pic:spPr bwMode="auto">
                     <a:xfrm>
                       <a:off x="0" y="0"/>
-                      <a:ext cx="6184900" cy="2423277"/>
+                      <a:ext cx="3600000" cy="1410499"/>
                     </a:xfrm>
                     <a:prstGeom prst="rect">
                       <a:avLst/>
@@ -32065,7 +32065,7 @@
       <w:r>
         <w:drawing>
           <wp:inline>
-            <wp:extent cx="6184900" cy="4533161"/>
+            <wp:extent cx="3600000" cy="2638584"/>
             <wp:effectExtent b="0" l="0" r="0" t="0"/>
             <wp:docPr descr="" title="" id="57" name="Picture"/>
             <a:graphic>
@@ -32086,7 +32086,7 @@
                   <pic:spPr bwMode="auto">
                     <a:xfrm>
                       <a:off x="0" y="0"/>
-                      <a:ext cx="6184900" cy="4533161"/>
+                      <a:ext cx="3600000" cy="2638584"/>
                     </a:xfrm>
                     <a:prstGeom prst="rect">
                       <a:avLst/>
@@ -32151,7 +32151,7 @@
       <w:r>
         <w:drawing>
           <wp:inline>
-            <wp:extent cx="6184900" cy="2404802"/>
+            <wp:extent cx="3600000" cy="1399745"/>
             <wp:effectExtent b="0" l="0" r="0" t="0"/>
             <wp:docPr descr="" title="" id="60" name="Picture"/>
             <a:graphic>
@@ -32172,7 +32172,7 @@
                   <pic:spPr bwMode="auto">
                     <a:xfrm>
                       <a:off x="0" y="0"/>
-                      <a:ext cx="6184900" cy="2404802"/>
+                      <a:ext cx="3600000" cy="1399745"/>
                     </a:xfrm>
                     <a:prstGeom prst="rect">
                       <a:avLst/>
@@ -32309,7 +32309,7 @@
       <w:r>
         <w:drawing>
           <wp:inline>
-            <wp:extent cx="1320800" cy="1206500"/>
+            <wp:extent cx="1800000" cy="1638000"/>
             <wp:effectExtent b="0" l="0" r="0" t="0"/>
             <wp:docPr descr="" title="" id="65" name="Picture"/>
             <a:graphic>
@@ -32330,7 +32330,7 @@
                   <pic:spPr bwMode="auto">
                     <a:xfrm>
                       <a:off x="0" y="0"/>
-                      <a:ext cx="1320800" cy="1206500"/>
+                      <a:ext cx="1800000" cy="1638000"/>
                     </a:xfrm>
                     <a:prstGeom prst="rect">
                       <a:avLst/>
@@ -35586,7 +35586,7 @@
       <w:r>
         <w:drawing>
           <wp:inline>
-            <wp:extent cx="3619500" cy="3644900"/>
+            <wp:extent cx="3240000" cy="3262736"/>
             <wp:effectExtent b="0" l="0" r="0" t="0"/>
             <wp:docPr descr="" title="" id="88" name="Picture"/>
             <a:graphic>
@@ -35607,7 +35607,7 @@
                   <pic:spPr bwMode="auto">
                     <a:xfrm>
                       <a:off x="0" y="0"/>
-                      <a:ext cx="3619500" cy="3644900"/>
+                      <a:ext cx="3240000" cy="3262736"/>
                     </a:xfrm>
                     <a:prstGeom prst="rect">
                       <a:avLst/>
@@ -35635,7 +35635,7 @@
       <w:r>
         <w:drawing>
           <wp:inline>
-            <wp:extent cx="4597400" cy="3505200"/>
+            <wp:extent cx="3600000" cy="2744751"/>
             <wp:effectExtent b="0" l="0" r="0" t="0"/>
             <wp:docPr descr="" title="" id="91" name="Picture"/>
             <a:graphic>
@@ -35656,7 +35656,7 @@
                   <pic:spPr bwMode="auto">
                     <a:xfrm>
                       <a:off x="0" y="0"/>
-                      <a:ext cx="4597400" cy="3505200"/>
+                      <a:ext cx="3600000" cy="2744751"/>
                     </a:xfrm>
                     <a:prstGeom prst="rect">
                       <a:avLst/>
@@ -35697,7 +35697,7 @@
       <w:r>
         <w:drawing>
           <wp:inline>
-            <wp:extent cx="3467100" cy="3467100"/>
+            <wp:extent cx="3240000" cy="3240000"/>
             <wp:effectExtent b="0" l="0" r="0" t="0"/>
             <wp:docPr descr="" title="" id="94" name="Picture"/>
             <a:graphic>
@@ -35718,7 +35718,7 @@
                   <pic:spPr bwMode="auto">
                     <a:xfrm>
                       <a:off x="0" y="0"/>
-                      <a:ext cx="3467100" cy="3467100"/>
+                      <a:ext cx="3240000" cy="3240000"/>
                     </a:xfrm>
                     <a:prstGeom prst="rect">
                       <a:avLst/>
@@ -35860,7 +35860,7 @@
       <w:r>
         <w:drawing>
           <wp:inline>
-            <wp:extent cx="3797300" cy="3784600"/>
+            <wp:extent cx="3240000" cy="3229163"/>
             <wp:effectExtent b="0" l="0" r="0" t="0"/>
             <wp:docPr descr="" title="" id="97" name="Picture"/>
             <a:graphic>
@@ -35881,7 +35881,7 @@
                   <pic:spPr bwMode="auto">
                     <a:xfrm>
                       <a:off x="0" y="0"/>
-                      <a:ext cx="3797300" cy="3784600"/>
+                      <a:ext cx="3240000" cy="3229163"/>
                     </a:xfrm>
                     <a:prstGeom prst="rect">
                       <a:avLst/>
@@ -35922,7 +35922,7 @@
       <w:r>
         <w:drawing>
           <wp:inline>
-            <wp:extent cx="3429000" cy="3467100"/>
+            <wp:extent cx="3240000" cy="3276000"/>
             <wp:effectExtent b="0" l="0" r="0" t="0"/>
             <wp:docPr descr="" title="" id="100" name="Picture"/>
             <a:graphic>
@@ -35943,7 +35943,7 @@
                   <pic:spPr bwMode="auto">
                     <a:xfrm>
                       <a:off x="0" y="0"/>
-                      <a:ext cx="3429000" cy="3467100"/>
+                      <a:ext cx="3240000" cy="3276000"/>
                     </a:xfrm>
                     <a:prstGeom prst="rect">
                       <a:avLst/>
@@ -36557,7 +36557,7 @@
       <w:r>
         <w:drawing>
           <wp:inline>
-            <wp:extent cx="4356100" cy="3225800"/>
+            <wp:extent cx="3600000" cy="2665889"/>
             <wp:effectExtent b="0" l="0" r="0" t="0"/>
             <wp:docPr descr="" title="" id="103" name="Picture"/>
             <a:graphic>
@@ -36578,7 +36578,7 @@
                   <pic:spPr bwMode="auto">
                     <a:xfrm>
                       <a:off x="0" y="0"/>
-                      <a:ext cx="4356100" cy="3225800"/>
+                      <a:ext cx="3600000" cy="2665889"/>
                     </a:xfrm>
                     <a:prstGeom prst="rect">
                       <a:avLst/>

--- a/00-首页/题组Word/初赛模拟卷/真题版式/初赛模拟卷VIII（非有机·答案与解析版·真题版式）.docx
+++ b/00-首页/题组Word/初赛模拟卷/真题版式/初赛模拟卷VIII（非有机·答案与解析版·真题版式）.docx
@@ -51261,12 +51261,13 @@
         <w:tblLook w:firstRow="1" w:lastRow="0" w:firstColumn="0" w:lastColumn="0" w:noHBand="0" w:noVBand="0" w:val="0020"/>
       </w:tblPr>
       <w:tblGrid>
-        <w:gridCol w:w="644"/>
-        <w:gridCol w:w="600"/>
-        <w:gridCol w:w="3207"/>
-        <w:gridCol w:w="3356"/>
-        <w:gridCol w:w="1729"/>
-        <w:gridCol w:w="216"/>
+        <w:gridCol w:w="737"/>
+        <w:gridCol w:w="2500"/>
+        <w:gridCol w:w="2844"/>
+        <w:gridCol w:w="1063"/>
+        <w:gridCol w:w="964"/>
+        <w:gridCol w:w="992"/>
+        <w:gridCol w:w="652"/>
       </w:tblGrid>
       <w:tr>
         <w:trPr>
@@ -51274,7 +51275,7 @@
         </w:trPr>
         <w:tc>
           <w:tcPr>
-            <w:tcW w:type="dxa" w:w="644"/>
+            <w:tcW w:type="dxa" w:w="737"/>
           </w:tcPr>
           <w:tcPr/>
           <w:p>
@@ -51292,7 +51293,41 @@
         </w:tc>
         <w:tc>
           <w:tcPr>
-            <w:tcW w:type="dxa" w:w="600"/>
+            <w:tcW w:type="dxa" w:w="2500"/>
+          </w:tcPr>
+          <w:tcPr/>
+          <w:p>
+            <w:pPr>
+              <w:pStyle w:val="Compact"/>
+            </w:pPr>
+            <w:r>
+              <w:rPr>
+                <w:rFonts w:ascii="Times New Roman" w:hAnsi="Times New Roman" w:cs="Times New Roman" w:eastAsia="SimSun"/>
+              </w:rPr>
+              <w:t xml:space="preserve">题名</w:t>
+            </w:r>
+          </w:p>
+        </w:tc>
+        <w:tc>
+          <w:tcPr>
+            <w:tcW w:type="dxa" w:w="2844"/>
+          </w:tcPr>
+          <w:tcPr/>
+          <w:p>
+            <w:pPr>
+              <w:pStyle w:val="Compact"/>
+            </w:pPr>
+            <w:r>
+              <w:rPr>
+                <w:rFonts w:ascii="Times New Roman" w:hAnsi="Times New Roman" w:cs="Times New Roman" w:eastAsia="SimSun"/>
+              </w:rPr>
+              <w:t xml:space="preserve">题卡</w:t>
+            </w:r>
+          </w:p>
+        </w:tc>
+        <w:tc>
+          <w:tcPr>
+            <w:tcW w:type="dxa" w:w="1063"/>
           </w:tcPr>
           <w:tcPr/>
           <w:p>
@@ -51304,64 +51339,13 @@
               <w:rPr>
                 <w:rFonts w:ascii="Times New Roman" w:hAnsi="Times New Roman" w:cs="Times New Roman" w:eastAsia="SimSun"/>
               </w:rPr>
-              <w:t xml:space="preserve">分值</w:t>
-            </w:r>
-          </w:p>
-        </w:tc>
-        <w:tc>
-          <w:tcPr>
-            <w:tcW w:type="dxa" w:w="3207"/>
-          </w:tcPr>
-          <w:tcPr/>
-          <w:p>
-            <w:pPr>
-              <w:pStyle w:val="Compact"/>
-            </w:pPr>
-            <w:r>
-              <w:rPr>
-                <w:rFonts w:ascii="Times New Roman" w:hAnsi="Times New Roman" w:cs="Times New Roman" w:eastAsia="SimSun"/>
-              </w:rPr>
-              <w:t xml:space="preserve">题名</w:t>
-            </w:r>
-          </w:p>
-        </w:tc>
-        <w:tc>
-          <w:tcPr>
-            <w:tcW w:type="dxa" w:w="3356"/>
-          </w:tcPr>
-          <w:tcPr/>
-          <w:p>
-            <w:pPr>
-              <w:pStyle w:val="Compact"/>
-            </w:pPr>
-            <w:r>
-              <w:rPr>
-                <w:rFonts w:ascii="Times New Roman" w:hAnsi="Times New Roman" w:cs="Times New Roman" w:eastAsia="SimSun"/>
-              </w:rPr>
-              <w:t xml:space="preserve">题卡</w:t>
-            </w:r>
-          </w:p>
-        </w:tc>
-        <w:tc>
-          <w:tcPr>
-            <w:tcW w:type="dxa" w:w="1729"/>
-          </w:tcPr>
-          <w:tcPr/>
-          <w:p>
-            <w:pPr>
-              <w:pStyle w:val="Compact"/>
-            </w:pPr>
-            <w:r>
-              <w:rPr>
-                <w:rFonts w:ascii="Times New Roman" w:hAnsi="Times New Roman" w:cs="Times New Roman" w:eastAsia="SimSun"/>
-              </w:rPr>
               <w:t xml:space="preserve">来源</w:t>
             </w:r>
           </w:p>
         </w:tc>
         <w:tc>
           <w:tcPr>
-            <w:tcW w:type="dxa" w:w="216"/>
+            <w:tcW w:type="dxa" w:w="964"/>
           </w:tcPr>
           <w:tcPr/>
           <w:p>
@@ -51373,7 +51357,43 @@
               <w:rPr>
                 <w:rFonts w:ascii="Times New Roman" w:hAnsi="Times New Roman" w:cs="Times New Roman" w:eastAsia="SimSun"/>
               </w:rPr>
+              <w:t xml:space="preserve">模块</w:t>
+            </w:r>
+          </w:p>
+        </w:tc>
+        <w:tc>
+          <w:tcPr>
+            <w:tcW w:type="dxa" w:w="992"/>
+          </w:tcPr>
+          <w:tcPr/>
+          <w:p>
+            <w:pPr>
+              <w:pStyle w:val="Compact"/>
+              <w:jc w:val="center"/>
+            </w:pPr>
+            <w:r>
+              <w:rPr>
+                <w:rFonts w:ascii="Times New Roman" w:hAnsi="Times New Roman" w:cs="Times New Roman" w:eastAsia="SimSun"/>
+              </w:rPr>
               <w:t xml:space="preserve">难度</w:t>
+            </w:r>
+          </w:p>
+        </w:tc>
+        <w:tc>
+          <w:tcPr>
+            <w:tcW w:type="dxa" w:w="652"/>
+          </w:tcPr>
+          <w:tcPr/>
+          <w:p>
+            <w:pPr>
+              <w:pStyle w:val="Compact"/>
+              <w:jc w:val="center"/>
+            </w:pPr>
+            <w:r>
+              <w:rPr>
+                <w:rFonts w:ascii="Times New Roman" w:hAnsi="Times New Roman" w:cs="Times New Roman" w:eastAsia="SimSun"/>
+              </w:rPr>
+              <w:t xml:space="preserve">分值</w:t>
             </w:r>
           </w:p>
         </w:tc>
@@ -51381,7 +51401,7 @@
       <w:tr>
         <w:tc>
           <w:tcPr>
-            <w:tcW w:type="dxa" w:w="644"/>
+            <w:tcW w:type="dxa" w:w="737"/>
           </w:tcPr>
           <w:tcPr/>
           <w:p>
@@ -51396,7 +51416,1102 @@
         </w:tc>
         <w:tc>
           <w:tcPr>
-            <w:tcW w:type="dxa" w:w="600"/>
+            <w:tcW w:type="dxa" w:w="2500"/>
+          </w:tcPr>
+          <w:tcPr/>
+          <w:p>
+            <w:pPr>
+              <w:pStyle w:val="Compact"/>
+            </w:pPr>
+            <w:r>
+              <w:rPr>
+                <w:rFonts w:ascii="Times New Roman" w:hAnsi="Times New Roman" w:cs="Times New Roman" w:eastAsia="SimSun"/>
+              </w:rPr>
+              <w:t xml:space="preserve">渗透法研究小分子与DNA结合…</w:t>
+            </w:r>
+          </w:p>
+        </w:tc>
+        <w:tc>
+          <w:tcPr>
+            <w:tcW w:type="dxa" w:w="2844"/>
+          </w:tcPr>
+          <w:tcPr/>
+          <w:p>
+            <w:pPr>
+              <w:pStyle w:val="Compact"/>
+            </w:pPr>
+            <w:r>
+              <w:rPr>
+                <w:rFonts w:ascii="Times New Roman" w:hAnsi="Times New Roman" w:cs="Times New Roman" w:eastAsia="SimSun"/>
+              </w:rPr>
+              <w:t xml:space="preserve">题-074-初赛讲义-溶液与化学分析-习题9.49</w:t>
+            </w:r>
+          </w:p>
+        </w:tc>
+        <w:tc>
+          <w:tcPr>
+            <w:tcW w:type="dxa" w:w="1063"/>
+          </w:tcPr>
+          <w:tcPr/>
+          <w:p>
+            <w:pPr>
+              <w:pStyle w:val="Compact"/>
+              <w:jc w:val="center"/>
+            </w:pPr>
+            <w:r>
+              <w:rPr>
+                <w:rFonts w:ascii="Times New Roman" w:hAnsi="Times New Roman" w:cs="Times New Roman" w:eastAsia="SimSun"/>
+              </w:rPr>
+              <w:t xml:space="preserve">化学竞赛初赛讲义</w:t>
+            </w:r>
+          </w:p>
+        </w:tc>
+        <w:tc>
+          <w:tcPr>
+            <w:tcW w:type="dxa" w:w="964"/>
+          </w:tcPr>
+          <w:tcPr/>
+          <w:p>
+            <w:pPr>
+              <w:pStyle w:val="Compact"/>
+              <w:jc w:val="center"/>
+            </w:pPr>
+            <w:r>
+              <w:rPr>
+                <w:rFonts w:ascii="Times New Roman" w:hAnsi="Times New Roman" w:cs="Times New Roman" w:eastAsia="SimSun"/>
+              </w:rPr>
+              <w:t xml:space="preserve">元素与分析</w:t>
+            </w:r>
+          </w:p>
+        </w:tc>
+        <w:tc>
+          <w:tcPr>
+            <w:tcW w:type="dxa" w:w="992"/>
+          </w:tcPr>
+          <w:tcPr/>
+          <w:p>
+            <w:pPr>
+              <w:pStyle w:val="Compact"/>
+              <w:jc w:val="center"/>
+            </w:pPr>
+            <w:r>
+              <w:t xml:space="preserve">⭐⭐⭐⭐</w:t>
+            </w:r>
+          </w:p>
+        </w:tc>
+        <w:tc>
+          <w:tcPr>
+            <w:tcW w:type="dxa" w:w="652"/>
+          </w:tcPr>
+          <w:tcPr/>
+          <w:p>
+            <w:pPr>
+              <w:pStyle w:val="Compact"/>
+              <w:jc w:val="center"/>
+            </w:pPr>
+            <w:r>
+              <w:t xml:space="preserve">10</w:t>
+            </w:r>
+          </w:p>
+        </w:tc>
+      </w:tr>
+      <w:tr>
+        <w:tc>
+          <w:tcPr>
+            <w:tcW w:type="dxa" w:w="737"/>
+          </w:tcPr>
+          <w:tcPr/>
+          <w:p>
+            <w:pPr>
+              <w:pStyle w:val="Compact"/>
+              <w:jc w:val="center"/>
+            </w:pPr>
+            <w:r>
+              <w:t xml:space="preserve">2</w:t>
+            </w:r>
+          </w:p>
+        </w:tc>
+        <w:tc>
+          <w:tcPr>
+            <w:tcW w:type="dxa" w:w="2500"/>
+          </w:tcPr>
+          <w:tcPr/>
+          <w:p>
+            <w:pPr>
+              <w:pStyle w:val="Compact"/>
+            </w:pPr>
+            <w:r>
+              <w:rPr>
+                <w:rFonts w:ascii="Times New Roman" w:hAnsi="Times New Roman" w:cs="Times New Roman" w:eastAsia="SimSun"/>
+              </w:rPr>
+              <w:t xml:space="preserve">配套能力测试</w:t>
+            </w:r>
+            <w:r>
+              <w:t xml:space="preserve"> </w:t>
+            </w:r>
+            <w:r>
+              <w:rPr>
+                <w:rFonts w:ascii="Times New Roman" w:hAnsi="Times New Roman" w:cs="Times New Roman" w:eastAsia="SimSun"/>
+              </w:rPr>
+              <w:t xml:space="preserve">第6章</w:t>
+            </w:r>
+          </w:p>
+        </w:tc>
+        <w:tc>
+          <w:tcPr>
+            <w:tcW w:type="dxa" w:w="2844"/>
+          </w:tcPr>
+          <w:tcPr/>
+          <w:p>
+            <w:pPr>
+              <w:pStyle w:val="Compact"/>
+            </w:pPr>
+            <w:r>
+              <w:rPr>
+                <w:rFonts w:ascii="Times New Roman" w:hAnsi="Times New Roman" w:cs="Times New Roman" w:eastAsia="SimSun"/>
+              </w:rPr>
+              <w:t xml:space="preserve">题-115-一分册测试-Ch6B-9-假想元素Gr还原电势估计</w:t>
+            </w:r>
+          </w:p>
+        </w:tc>
+        <w:tc>
+          <w:tcPr>
+            <w:tcW w:type="dxa" w:w="1063"/>
+          </w:tcPr>
+          <w:tcPr/>
+          <w:p>
+            <w:pPr>
+              <w:pStyle w:val="Compact"/>
+              <w:jc w:val="center"/>
+            </w:pPr>
+            <w:r>
+              <w:rPr>
+                <w:rFonts w:ascii="Times New Roman" w:hAnsi="Times New Roman" w:cs="Times New Roman" w:eastAsia="SimSun"/>
+              </w:rPr>
+              <w:t xml:space="preserve">一分册能力测试</w:t>
+            </w:r>
+          </w:p>
+        </w:tc>
+        <w:tc>
+          <w:tcPr>
+            <w:tcW w:type="dxa" w:w="964"/>
+          </w:tcPr>
+          <w:tcPr/>
+          <w:p>
+            <w:pPr>
+              <w:pStyle w:val="Compact"/>
+              <w:jc w:val="center"/>
+            </w:pPr>
+            <w:r>
+              <w:rPr>
+                <w:rFonts w:ascii="Times New Roman" w:hAnsi="Times New Roman" w:cs="Times New Roman" w:eastAsia="SimSun"/>
+              </w:rPr>
+              <w:t xml:space="preserve">元素与分析</w:t>
+            </w:r>
+          </w:p>
+        </w:tc>
+        <w:tc>
+          <w:tcPr>
+            <w:tcW w:type="dxa" w:w="992"/>
+          </w:tcPr>
+          <w:tcPr/>
+          <w:p>
+            <w:pPr>
+              <w:pStyle w:val="Compact"/>
+              <w:jc w:val="center"/>
+            </w:pPr>
+            <w:r>
+              <w:t xml:space="preserve">⭐⭐⭐⭐⭐</w:t>
+            </w:r>
+          </w:p>
+        </w:tc>
+        <w:tc>
+          <w:tcPr>
+            <w:tcW w:type="dxa" w:w="652"/>
+          </w:tcPr>
+          <w:tcPr/>
+          <w:p>
+            <w:pPr>
+              <w:pStyle w:val="Compact"/>
+              <w:jc w:val="center"/>
+            </w:pPr>
+            <w:r>
+              <w:t xml:space="preserve">10</w:t>
+            </w:r>
+          </w:p>
+        </w:tc>
+      </w:tr>
+      <w:tr>
+        <w:tc>
+          <w:tcPr>
+            <w:tcW w:type="dxa" w:w="737"/>
+          </w:tcPr>
+          <w:tcPr/>
+          <w:p>
+            <w:pPr>
+              <w:pStyle w:val="Compact"/>
+              <w:jc w:val="center"/>
+            </w:pPr>
+            <w:r>
+              <w:t xml:space="preserve">3</w:t>
+            </w:r>
+          </w:p>
+        </w:tc>
+        <w:tc>
+          <w:tcPr>
+            <w:tcW w:type="dxa" w:w="2500"/>
+          </w:tcPr>
+          <w:tcPr/>
+          <w:p>
+            <w:pPr>
+              <w:pStyle w:val="Compact"/>
+            </w:pPr>
+            <w:r>
+              <w:rPr>
+                <w:rFonts w:ascii="Times New Roman" w:hAnsi="Times New Roman" w:cs="Times New Roman" w:eastAsia="SimSun"/>
+              </w:rPr>
+              <w:t xml:space="preserve">第1章</w:t>
+            </w:r>
+            <w:r>
+              <w:t xml:space="preserve"> </w:t>
+            </w:r>
+            <w:r>
+              <w:rPr>
+                <w:rFonts w:ascii="Times New Roman" w:hAnsi="Times New Roman" w:cs="Times New Roman" w:eastAsia="SimSun"/>
+              </w:rPr>
+              <w:t xml:space="preserve">化学反应方程式与核化学反应方程式·A卷第10题</w:t>
+            </w:r>
+          </w:p>
+        </w:tc>
+        <w:tc>
+          <w:tcPr>
+            <w:tcW w:type="dxa" w:w="2844"/>
+          </w:tcPr>
+          <w:tcPr/>
+          <w:p>
+            <w:pPr>
+              <w:pStyle w:val="Compact"/>
+            </w:pPr>
+            <w:r>
+              <w:rPr>
+                <w:rFonts w:ascii="Times New Roman" w:hAnsi="Times New Roman" w:cs="Times New Roman" w:eastAsia="SimSun"/>
+              </w:rPr>
+              <w:t xml:space="preserve">题-285-化学能力测试-Ch1A-10-铀同位素放射性系列</w:t>
+            </w:r>
+          </w:p>
+        </w:tc>
+        <w:tc>
+          <w:tcPr>
+            <w:tcW w:type="dxa" w:w="1063"/>
+          </w:tcPr>
+          <w:tcPr/>
+          <w:p>
+            <w:pPr>
+              <w:pStyle w:val="Compact"/>
+              <w:jc w:val="center"/>
+            </w:pPr>
+            <w:r>
+              <w:rPr>
+                <w:rFonts w:ascii="Times New Roman" w:hAnsi="Times New Roman" w:cs="Times New Roman" w:eastAsia="SimSun"/>
+              </w:rPr>
+              <w:t xml:space="preserve">化学能力测试</w:t>
+            </w:r>
+          </w:p>
+        </w:tc>
+        <w:tc>
+          <w:tcPr>
+            <w:tcW w:type="dxa" w:w="964"/>
+          </w:tcPr>
+          <w:tcPr/>
+          <w:p>
+            <w:pPr>
+              <w:pStyle w:val="Compact"/>
+              <w:jc w:val="center"/>
+            </w:pPr>
+            <w:r>
+              <w:rPr>
+                <w:rFonts w:ascii="Times New Roman" w:hAnsi="Times New Roman" w:cs="Times New Roman" w:eastAsia="SimSun"/>
+              </w:rPr>
+              <w:t xml:space="preserve">元素与分析</w:t>
+            </w:r>
+          </w:p>
+        </w:tc>
+        <w:tc>
+          <w:tcPr>
+            <w:tcW w:type="dxa" w:w="992"/>
+          </w:tcPr>
+          <w:tcPr/>
+          <w:p>
+            <w:pPr>
+              <w:pStyle w:val="Compact"/>
+              <w:jc w:val="center"/>
+            </w:pPr>
+            <w:r>
+              <w:t xml:space="preserve">⭐⭐⭐⭐⭐</w:t>
+            </w:r>
+          </w:p>
+        </w:tc>
+        <w:tc>
+          <w:tcPr>
+            <w:tcW w:type="dxa" w:w="652"/>
+          </w:tcPr>
+          <w:tcPr/>
+          <w:p>
+            <w:pPr>
+              <w:pStyle w:val="Compact"/>
+              <w:jc w:val="center"/>
+            </w:pPr>
+            <w:r>
+              <w:t xml:space="preserve">10</w:t>
+            </w:r>
+          </w:p>
+        </w:tc>
+      </w:tr>
+      <w:tr>
+        <w:tc>
+          <w:tcPr>
+            <w:tcW w:type="dxa" w:w="737"/>
+          </w:tcPr>
+          <w:tcPr/>
+          <w:p>
+            <w:pPr>
+              <w:pStyle w:val="Compact"/>
+              <w:jc w:val="center"/>
+            </w:pPr>
+            <w:r>
+              <w:t xml:space="preserve">4</w:t>
+            </w:r>
+          </w:p>
+        </w:tc>
+        <w:tc>
+          <w:tcPr>
+            <w:tcW w:type="dxa" w:w="2500"/>
+          </w:tcPr>
+          <w:tcPr/>
+          <w:p>
+            <w:pPr>
+              <w:pStyle w:val="Compact"/>
+            </w:pPr>
+            <w:r>
+              <w:rPr>
+                <w:rFonts w:ascii="Times New Roman" w:hAnsi="Times New Roman" w:cs="Times New Roman" w:eastAsia="SimSun"/>
+              </w:rPr>
+              <w:t xml:space="preserve">第13讲</w:t>
+            </w:r>
+            <w:r>
+              <w:t xml:space="preserve"> </w:t>
+            </w:r>
+            <w:r>
+              <w:rPr>
+                <w:rFonts w:ascii="Times New Roman" w:hAnsi="Times New Roman" w:cs="Times New Roman" w:eastAsia="SimSun"/>
+              </w:rPr>
+              <w:t xml:space="preserve">竞赛对接</w:t>
+            </w:r>
+            <w:r>
+              <w:t xml:space="preserve"> 4</w:t>
+            </w:r>
+          </w:p>
+        </w:tc>
+        <w:tc>
+          <w:tcPr>
+            <w:tcW w:type="dxa" w:w="2844"/>
+          </w:tcPr>
+          <w:tcPr/>
+          <w:p>
+            <w:pPr>
+              <w:pStyle w:val="Compact"/>
+            </w:pPr>
+            <w:r>
+              <w:rPr>
+                <w:rFonts w:ascii="Times New Roman" w:hAnsi="Times New Roman" w:cs="Times New Roman" w:eastAsia="SimSun"/>
+              </w:rPr>
+              <w:t xml:space="preserve">题-827-一分册-L13对例4-2009科大自招高含氮化合物</w:t>
+            </w:r>
+          </w:p>
+        </w:tc>
+        <w:tc>
+          <w:tcPr>
+            <w:tcW w:type="dxa" w:w="1063"/>
+          </w:tcPr>
+          <w:tcPr/>
+          <w:p>
+            <w:pPr>
+              <w:pStyle w:val="Compact"/>
+              <w:jc w:val="center"/>
+            </w:pPr>
+            <w:r>
+              <w:rPr>
+                <w:rFonts w:ascii="Times New Roman" w:hAnsi="Times New Roman" w:cs="Times New Roman" w:eastAsia="SimSun"/>
+              </w:rPr>
+              <w:t xml:space="preserve">高中化学竞赛教程第一分册</w:t>
+            </w:r>
+          </w:p>
+        </w:tc>
+        <w:tc>
+          <w:tcPr>
+            <w:tcW w:type="dxa" w:w="964"/>
+          </w:tcPr>
+          <w:tcPr/>
+          <w:p>
+            <w:pPr>
+              <w:pStyle w:val="Compact"/>
+              <w:jc w:val="center"/>
+            </w:pPr>
+            <w:r>
+              <w:rPr>
+                <w:rFonts w:ascii="Times New Roman" w:hAnsi="Times New Roman" w:cs="Times New Roman" w:eastAsia="SimSun"/>
+              </w:rPr>
+              <w:t xml:space="preserve">元素与分析</w:t>
+            </w:r>
+          </w:p>
+        </w:tc>
+        <w:tc>
+          <w:tcPr>
+            <w:tcW w:type="dxa" w:w="992"/>
+          </w:tcPr>
+          <w:tcPr/>
+          <w:p>
+            <w:pPr>
+              <w:pStyle w:val="Compact"/>
+              <w:jc w:val="center"/>
+            </w:pPr>
+            <w:r>
+              <w:t xml:space="preserve">⭐⭐⭐⭐⭐</w:t>
+            </w:r>
+          </w:p>
+        </w:tc>
+        <w:tc>
+          <w:tcPr>
+            <w:tcW w:type="dxa" w:w="652"/>
+          </w:tcPr>
+          <w:tcPr/>
+          <w:p>
+            <w:pPr>
+              <w:pStyle w:val="Compact"/>
+              <w:jc w:val="center"/>
+            </w:pPr>
+            <w:r>
+              <w:t xml:space="preserve">9</w:t>
+            </w:r>
+          </w:p>
+        </w:tc>
+      </w:tr>
+      <w:tr>
+        <w:tc>
+          <w:tcPr>
+            <w:tcW w:type="dxa" w:w="737"/>
+          </w:tcPr>
+          <w:tcPr/>
+          <w:p>
+            <w:pPr>
+              <w:pStyle w:val="Compact"/>
+              <w:jc w:val="center"/>
+            </w:pPr>
+            <w:r>
+              <w:t xml:space="preserve">5</w:t>
+            </w:r>
+          </w:p>
+        </w:tc>
+        <w:tc>
+          <w:tcPr>
+            <w:tcW w:type="dxa" w:w="2500"/>
+          </w:tcPr>
+          <w:tcPr/>
+          <w:p>
+            <w:pPr>
+              <w:pStyle w:val="Compact"/>
+            </w:pPr>
+            <w:r>
+              <w:rPr>
+                <w:rFonts w:ascii="Times New Roman" w:hAnsi="Times New Roman" w:cs="Times New Roman" w:eastAsia="SimSun"/>
+              </w:rPr>
+              <w:t xml:space="preserve">贵金属提取工艺方程式</w:t>
+            </w:r>
+          </w:p>
+        </w:tc>
+        <w:tc>
+          <w:tcPr>
+            <w:tcW w:type="dxa" w:w="2844"/>
+          </w:tcPr>
+          <w:tcPr/>
+          <w:p>
+            <w:pPr>
+              <w:pStyle w:val="Compact"/>
+            </w:pPr>
+            <w:r>
+              <w:rPr>
+                <w:rFonts w:ascii="Times New Roman" w:hAnsi="Times New Roman" w:cs="Times New Roman" w:eastAsia="SimSun"/>
+              </w:rPr>
+              <w:t xml:space="preserve">题-060-上海中学-离子反应-习题7</w:t>
+            </w:r>
+          </w:p>
+        </w:tc>
+        <w:tc>
+          <w:tcPr>
+            <w:tcW w:type="dxa" w:w="1063"/>
+          </w:tcPr>
+          <w:tcPr/>
+          <w:p>
+            <w:pPr>
+              <w:pStyle w:val="Compact"/>
+              <w:jc w:val="center"/>
+            </w:pPr>
+            <w:r>
+              <w:rPr>
+                <w:rFonts w:ascii="Times New Roman" w:hAnsi="Times New Roman" w:cs="Times New Roman" w:eastAsia="SimSun"/>
+              </w:rPr>
+              <w:t xml:space="preserve">上海中学竞赛课程</w:t>
+            </w:r>
+          </w:p>
+        </w:tc>
+        <w:tc>
+          <w:tcPr>
+            <w:tcW w:type="dxa" w:w="964"/>
+          </w:tcPr>
+          <w:tcPr/>
+          <w:p>
+            <w:pPr>
+              <w:pStyle w:val="Compact"/>
+              <w:jc w:val="center"/>
+            </w:pPr>
+            <w:r>
+              <w:rPr>
+                <w:rFonts w:ascii="Times New Roman" w:hAnsi="Times New Roman" w:cs="Times New Roman" w:eastAsia="SimSun"/>
+              </w:rPr>
+              <w:t xml:space="preserve">元素与分析</w:t>
+            </w:r>
+          </w:p>
+        </w:tc>
+        <w:tc>
+          <w:tcPr>
+            <w:tcW w:type="dxa" w:w="992"/>
+          </w:tcPr>
+          <w:tcPr/>
+          <w:p>
+            <w:pPr>
+              <w:pStyle w:val="Compact"/>
+              <w:jc w:val="center"/>
+            </w:pPr>
+            <w:r>
+              <w:t xml:space="preserve">⭐⭐⭐⭐</w:t>
+            </w:r>
+          </w:p>
+        </w:tc>
+        <w:tc>
+          <w:tcPr>
+            <w:tcW w:type="dxa" w:w="652"/>
+          </w:tcPr>
+          <w:tcPr/>
+          <w:p>
+            <w:pPr>
+              <w:pStyle w:val="Compact"/>
+              <w:jc w:val="center"/>
+            </w:pPr>
+            <w:r>
+              <w:t xml:space="preserve">6</w:t>
+            </w:r>
+          </w:p>
+        </w:tc>
+      </w:tr>
+      <w:tr>
+        <w:tc>
+          <w:tcPr>
+            <w:tcW w:type="dxa" w:w="737"/>
+          </w:tcPr>
+          <w:tcPr/>
+          <w:p>
+            <w:pPr>
+              <w:pStyle w:val="Compact"/>
+              <w:jc w:val="center"/>
+            </w:pPr>
+            <w:r>
+              <w:t xml:space="preserve">6</w:t>
+            </w:r>
+          </w:p>
+        </w:tc>
+        <w:tc>
+          <w:tcPr>
+            <w:tcW w:type="dxa" w:w="2500"/>
+          </w:tcPr>
+          <w:tcPr/>
+          <w:p>
+            <w:pPr>
+              <w:pStyle w:val="Compact"/>
+            </w:pPr>
+            <w:r>
+              <w:rPr>
+                <w:rFonts w:ascii="Times New Roman" w:hAnsi="Times New Roman" w:cs="Times New Roman" w:eastAsia="SimSun"/>
+              </w:rPr>
+              <w:t xml:space="preserve">白色二元化合物</w:t>
+            </w:r>
+            <w:r>
+              <w:t xml:space="preserve"> A </w:t>
+            </w:r>
+            <w:r>
+              <w:rPr>
+                <w:rFonts w:ascii="Times New Roman" w:hAnsi="Times New Roman" w:cs="Times New Roman" w:eastAsia="SimSun"/>
+              </w:rPr>
+              <w:t xml:space="preserve">的加热分解与氧化还原…</w:t>
+            </w:r>
+          </w:p>
+        </w:tc>
+        <w:tc>
+          <w:tcPr>
+            <w:tcW w:type="dxa" w:w="2844"/>
+          </w:tcPr>
+          <w:tcPr/>
+          <w:p>
+            <w:pPr>
+              <w:pStyle w:val="Compact"/>
+            </w:pPr>
+            <w:r>
+              <w:rPr>
+                <w:rFonts w:ascii="Times New Roman" w:hAnsi="Times New Roman" w:cs="Times New Roman" w:eastAsia="SimSun"/>
+              </w:rPr>
+              <w:t xml:space="preserve">题-032-初赛讲义-推断技术-习题6.5</w:t>
+            </w:r>
+          </w:p>
+        </w:tc>
+        <w:tc>
+          <w:tcPr>
+            <w:tcW w:type="dxa" w:w="1063"/>
+          </w:tcPr>
+          <w:tcPr/>
+          <w:p>
+            <w:pPr>
+              <w:pStyle w:val="Compact"/>
+              <w:jc w:val="center"/>
+            </w:pPr>
+            <w:r>
+              <w:rPr>
+                <w:rFonts w:ascii="Times New Roman" w:hAnsi="Times New Roman" w:cs="Times New Roman" w:eastAsia="SimSun"/>
+              </w:rPr>
+              <w:t xml:space="preserve">化学竞赛初赛讲义</w:t>
+            </w:r>
+          </w:p>
+        </w:tc>
+        <w:tc>
+          <w:tcPr>
+            <w:tcW w:type="dxa" w:w="964"/>
+          </w:tcPr>
+          <w:tcPr/>
+          <w:p>
+            <w:pPr>
+              <w:pStyle w:val="Compact"/>
+              <w:jc w:val="center"/>
+            </w:pPr>
+            <w:r>
+              <w:rPr>
+                <w:rFonts w:ascii="Times New Roman" w:hAnsi="Times New Roman" w:cs="Times New Roman" w:eastAsia="SimSun"/>
+              </w:rPr>
+              <w:t xml:space="preserve">元素与分析</w:t>
+            </w:r>
+          </w:p>
+        </w:tc>
+        <w:tc>
+          <w:tcPr>
+            <w:tcW w:type="dxa" w:w="992"/>
+          </w:tcPr>
+          <w:tcPr/>
+          <w:p>
+            <w:pPr>
+              <w:pStyle w:val="Compact"/>
+              <w:jc w:val="center"/>
+            </w:pPr>
+            <w:r>
+              <w:t xml:space="preserve">⭐⭐⭐⭐</w:t>
+            </w:r>
+          </w:p>
+        </w:tc>
+        <w:tc>
+          <w:tcPr>
+            <w:tcW w:type="dxa" w:w="652"/>
+          </w:tcPr>
+          <w:tcPr/>
+          <w:p>
+            <w:pPr>
+              <w:pStyle w:val="Compact"/>
+              <w:jc w:val="center"/>
+            </w:pPr>
+            <w:r>
+              <w:t xml:space="preserve">10</w:t>
+            </w:r>
+          </w:p>
+        </w:tc>
+      </w:tr>
+      <w:tr>
+        <w:tc>
+          <w:tcPr>
+            <w:tcW w:type="dxa" w:w="737"/>
+          </w:tcPr>
+          <w:tcPr/>
+          <w:p>
+            <w:pPr>
+              <w:pStyle w:val="Compact"/>
+              <w:jc w:val="center"/>
+            </w:pPr>
+            <w:r>
+              <w:t xml:space="preserve">7</w:t>
+            </w:r>
+          </w:p>
+        </w:tc>
+        <w:tc>
+          <w:tcPr>
+            <w:tcW w:type="dxa" w:w="2500"/>
+          </w:tcPr>
+          <w:tcPr/>
+          <w:p>
+            <w:pPr>
+              <w:pStyle w:val="Compact"/>
+            </w:pPr>
+            <w:r>
+              <w:rPr>
+                <w:rFonts w:ascii="Times New Roman" w:hAnsi="Times New Roman" w:cs="Times New Roman" w:eastAsia="SimSun"/>
+              </w:rPr>
+              <w:t xml:space="preserve">配套能力测试</w:t>
+            </w:r>
+            <w:r>
+              <w:t xml:space="preserve"> </w:t>
+            </w:r>
+            <w:r>
+              <w:rPr>
+                <w:rFonts w:ascii="Times New Roman" w:hAnsi="Times New Roman" w:cs="Times New Roman" w:eastAsia="SimSun"/>
+              </w:rPr>
+              <w:t xml:space="preserve">第6章</w:t>
+            </w:r>
+          </w:p>
+        </w:tc>
+        <w:tc>
+          <w:tcPr>
+            <w:tcW w:type="dxa" w:w="2844"/>
+          </w:tcPr>
+          <w:tcPr/>
+          <w:p>
+            <w:pPr>
+              <w:pStyle w:val="Compact"/>
+            </w:pPr>
+            <w:r>
+              <w:rPr>
+                <w:rFonts w:ascii="Times New Roman" w:hAnsi="Times New Roman" w:cs="Times New Roman" w:eastAsia="SimSun"/>
+              </w:rPr>
+              <w:t xml:space="preserve">题-111-一分册测试-Ch6B-4-高溴酸根离子的核合成</w:t>
+            </w:r>
+          </w:p>
+        </w:tc>
+        <w:tc>
+          <w:tcPr>
+            <w:tcW w:type="dxa" w:w="1063"/>
+          </w:tcPr>
+          <w:tcPr/>
+          <w:p>
+            <w:pPr>
+              <w:pStyle w:val="Compact"/>
+              <w:jc w:val="center"/>
+            </w:pPr>
+            <w:r>
+              <w:rPr>
+                <w:rFonts w:ascii="Times New Roman" w:hAnsi="Times New Roman" w:cs="Times New Roman" w:eastAsia="SimSun"/>
+              </w:rPr>
+              <w:t xml:space="preserve">一分册能力测试</w:t>
+            </w:r>
+          </w:p>
+        </w:tc>
+        <w:tc>
+          <w:tcPr>
+            <w:tcW w:type="dxa" w:w="964"/>
+          </w:tcPr>
+          <w:tcPr/>
+          <w:p>
+            <w:pPr>
+              <w:pStyle w:val="Compact"/>
+              <w:jc w:val="center"/>
+            </w:pPr>
+            <w:r>
+              <w:rPr>
+                <w:rFonts w:ascii="Times New Roman" w:hAnsi="Times New Roman" w:cs="Times New Roman" w:eastAsia="SimSun"/>
+              </w:rPr>
+              <w:t xml:space="preserve">元素与分析</w:t>
+            </w:r>
+          </w:p>
+        </w:tc>
+        <w:tc>
+          <w:tcPr>
+            <w:tcW w:type="dxa" w:w="992"/>
+          </w:tcPr>
+          <w:tcPr/>
+          <w:p>
+            <w:pPr>
+              <w:pStyle w:val="Compact"/>
+              <w:jc w:val="center"/>
+            </w:pPr>
+            <w:r>
+              <w:t xml:space="preserve">⭐⭐⭐⭐⭐</w:t>
+            </w:r>
+          </w:p>
+        </w:tc>
+        <w:tc>
+          <w:tcPr>
+            <w:tcW w:type="dxa" w:w="652"/>
+          </w:tcPr>
+          <w:tcPr/>
+          <w:p>
+            <w:pPr>
+              <w:pStyle w:val="Compact"/>
+              <w:jc w:val="center"/>
+            </w:pPr>
+            <w:r>
+              <w:t xml:space="preserve">9</w:t>
+            </w:r>
+          </w:p>
+        </w:tc>
+      </w:tr>
+      <w:tr>
+        <w:tc>
+          <w:tcPr>
+            <w:tcW w:type="dxa" w:w="737"/>
+          </w:tcPr>
+          <w:tcPr/>
+          <w:p>
+            <w:pPr>
+              <w:pStyle w:val="Compact"/>
+              <w:jc w:val="center"/>
+            </w:pPr>
+            <w:r>
+              <w:t xml:space="preserve">8</w:t>
+            </w:r>
+          </w:p>
+        </w:tc>
+        <w:tc>
+          <w:tcPr>
+            <w:tcW w:type="dxa" w:w="2500"/>
+          </w:tcPr>
+          <w:tcPr/>
+          <w:p>
+            <w:pPr>
+              <w:pStyle w:val="Compact"/>
+            </w:pPr>
+            <w:r>
+              <w:rPr>
+                <w:rFonts w:ascii="Times New Roman" w:hAnsi="Times New Roman" w:cs="Times New Roman" w:eastAsia="SimSun"/>
+              </w:rPr>
+              <w:t xml:space="preserve">高岭土又称为中国黏土，它是制作陶瓷的重要原料…</w:t>
+            </w:r>
+          </w:p>
+        </w:tc>
+        <w:tc>
+          <w:tcPr>
+            <w:tcW w:type="dxa" w:w="2844"/>
+          </w:tcPr>
+          <w:tcPr/>
+          <w:p>
+            <w:pPr>
+              <w:pStyle w:val="Compact"/>
+            </w:pPr>
+            <w:r>
+              <w:rPr>
+                <w:rFonts w:ascii="Times New Roman" w:hAnsi="Times New Roman" w:cs="Times New Roman" w:eastAsia="SimSun"/>
+              </w:rPr>
+              <w:t xml:space="preserve">题-056-初赛讲义-晶体结构-习题7.53</w:t>
+            </w:r>
+          </w:p>
+        </w:tc>
+        <w:tc>
+          <w:tcPr>
+            <w:tcW w:type="dxa" w:w="1063"/>
+          </w:tcPr>
+          <w:tcPr/>
+          <w:p>
+            <w:pPr>
+              <w:pStyle w:val="Compact"/>
+              <w:jc w:val="center"/>
+            </w:pPr>
+            <w:r>
+              <w:rPr>
+                <w:rFonts w:ascii="Times New Roman" w:hAnsi="Times New Roman" w:cs="Times New Roman" w:eastAsia="SimSun"/>
+              </w:rPr>
+              <w:t xml:space="preserve">化学竞赛初赛讲义</w:t>
+            </w:r>
+          </w:p>
+        </w:tc>
+        <w:tc>
+          <w:tcPr>
+            <w:tcW w:type="dxa" w:w="964"/>
+          </w:tcPr>
+          <w:tcPr/>
+          <w:p>
+            <w:pPr>
+              <w:pStyle w:val="Compact"/>
+              <w:jc w:val="center"/>
+            </w:pPr>
+            <w:r>
+              <w:rPr>
+                <w:rFonts w:ascii="Times New Roman" w:hAnsi="Times New Roman" w:cs="Times New Roman" w:eastAsia="SimSun"/>
+              </w:rPr>
+              <w:t xml:space="preserve">结构化学</w:t>
+            </w:r>
+          </w:p>
+        </w:tc>
+        <w:tc>
+          <w:tcPr>
+            <w:tcW w:type="dxa" w:w="992"/>
+          </w:tcPr>
+          <w:tcPr/>
+          <w:p>
+            <w:pPr>
+              <w:pStyle w:val="Compact"/>
+              <w:jc w:val="center"/>
+            </w:pPr>
+            <w:r>
+              <w:t xml:space="preserve">⭐⭐⭐⭐</w:t>
+            </w:r>
+          </w:p>
+        </w:tc>
+        <w:tc>
+          <w:tcPr>
+            <w:tcW w:type="dxa" w:w="652"/>
+          </w:tcPr>
+          <w:tcPr/>
+          <w:p>
+            <w:pPr>
+              <w:pStyle w:val="Compact"/>
+              <w:jc w:val="center"/>
+            </w:pPr>
+            <w:r>
+              <w:t xml:space="preserve">10</w:t>
+            </w:r>
+          </w:p>
+        </w:tc>
+      </w:tr>
+      <w:tr>
+        <w:tc>
+          <w:tcPr>
+            <w:tcW w:type="dxa" w:w="737"/>
+          </w:tcPr>
+          <w:tcPr/>
+          <w:p>
+            <w:pPr>
+              <w:pStyle w:val="Compact"/>
+              <w:jc w:val="center"/>
+            </w:pPr>
+            <w:r>
+              <w:t xml:space="preserve">9</w:t>
+            </w:r>
+          </w:p>
+        </w:tc>
+        <w:tc>
+          <w:tcPr>
+            <w:tcW w:type="dxa" w:w="2500"/>
+          </w:tcPr>
+          <w:tcPr/>
+          <w:p>
+            <w:pPr>
+              <w:pStyle w:val="Compact"/>
+            </w:pPr>
+            <w:r>
+              <w:rPr>
+                <w:rFonts w:ascii="Times New Roman" w:hAnsi="Times New Roman" w:cs="Times New Roman" w:eastAsia="SimSun"/>
+              </w:rPr>
+              <w:t xml:space="preserve">配套能力测试</w:t>
+            </w:r>
+            <w:r>
+              <w:t xml:space="preserve"> </w:t>
+            </w:r>
+            <w:r>
+              <w:rPr>
+                <w:rFonts w:ascii="Times New Roman" w:hAnsi="Times New Roman" w:cs="Times New Roman" w:eastAsia="SimSun"/>
+              </w:rPr>
+              <w:t xml:space="preserve">第6章</w:t>
+            </w:r>
+          </w:p>
+        </w:tc>
+        <w:tc>
+          <w:tcPr>
+            <w:tcW w:type="dxa" w:w="2844"/>
+          </w:tcPr>
+          <w:tcPr/>
+          <w:p>
+            <w:pPr>
+              <w:pStyle w:val="Compact"/>
+            </w:pPr>
+            <w:r>
+              <w:rPr>
+                <w:rFonts w:ascii="Times New Roman" w:hAnsi="Times New Roman" w:cs="Times New Roman" w:eastAsia="SimSun"/>
+              </w:rPr>
+              <w:t xml:space="preserve">题-108-一分册测试-Ch6B-1-Al13超原子三角二十面体</w:t>
+            </w:r>
+          </w:p>
+        </w:tc>
+        <w:tc>
+          <w:tcPr>
+            <w:tcW w:type="dxa" w:w="1063"/>
+          </w:tcPr>
+          <w:tcPr/>
+          <w:p>
+            <w:pPr>
+              <w:pStyle w:val="Compact"/>
+              <w:jc w:val="center"/>
+            </w:pPr>
+            <w:r>
+              <w:rPr>
+                <w:rFonts w:ascii="Times New Roman" w:hAnsi="Times New Roman" w:cs="Times New Roman" w:eastAsia="SimSun"/>
+              </w:rPr>
+              <w:t xml:space="preserve">一分册能力测试</w:t>
+            </w:r>
+          </w:p>
+        </w:tc>
+        <w:tc>
+          <w:tcPr>
+            <w:tcW w:type="dxa" w:w="964"/>
+          </w:tcPr>
+          <w:tcPr/>
+          <w:p>
+            <w:pPr>
+              <w:pStyle w:val="Compact"/>
+              <w:jc w:val="center"/>
+            </w:pPr>
+            <w:r>
+              <w:rPr>
+                <w:rFonts w:ascii="Times New Roman" w:hAnsi="Times New Roman" w:cs="Times New Roman" w:eastAsia="SimSun"/>
+              </w:rPr>
+              <w:t xml:space="preserve">结构化学</w:t>
+            </w:r>
+          </w:p>
+        </w:tc>
+        <w:tc>
+          <w:tcPr>
+            <w:tcW w:type="dxa" w:w="992"/>
+          </w:tcPr>
+          <w:tcPr/>
+          <w:p>
+            <w:pPr>
+              <w:pStyle w:val="Compact"/>
+              <w:jc w:val="center"/>
+            </w:pPr>
+            <w:r>
+              <w:t xml:space="preserve">⭐⭐⭐⭐⭐</w:t>
+            </w:r>
+          </w:p>
+        </w:tc>
+        <w:tc>
+          <w:tcPr>
+            <w:tcW w:type="dxa" w:w="652"/>
+          </w:tcPr>
+          <w:tcPr/>
+          <w:p>
+            <w:pPr>
+              <w:pStyle w:val="Compact"/>
+              <w:jc w:val="center"/>
+            </w:pPr>
+            <w:r>
+              <w:t xml:space="preserve">10</w:t>
+            </w:r>
+          </w:p>
+        </w:tc>
+      </w:tr>
+      <w:tr>
+        <w:tc>
+          <w:tcPr>
+            <w:tcW w:type="dxa" w:w="737"/>
           </w:tcPr>
           <w:tcPr/>
           <w:p>
@@ -51411,7 +52526,7 @@
         </w:tc>
         <w:tc>
           <w:tcPr>
-            <w:tcW w:type="dxa" w:w="3207"/>
+            <w:tcW w:type="dxa" w:w="2500"/>
           </w:tcPr>
           <w:tcPr/>
           <w:p>
@@ -51422,13 +52537,31 @@
               <w:rPr>
                 <w:rFonts w:ascii="Times New Roman" w:hAnsi="Times New Roman" w:cs="Times New Roman" w:eastAsia="SimSun"/>
               </w:rPr>
-              <w:t xml:space="preserve">渗透法研究小分子与DNA结合…</w:t>
+              <w:t xml:space="preserve">HChO配-46</w:t>
+            </w:r>
+            <w:r>
+              <w:t xml:space="preserve"> </w:t>
+            </w:r>
+            <w:r>
+              <w:rPr>
+                <w:rFonts w:ascii="Times New Roman" w:hAnsi="Times New Roman" w:cs="Times New Roman" w:eastAsia="SimSun"/>
+              </w:rPr>
+              <w:t xml:space="preserve">钼配合物的可见光固氮循环（13</w:t>
+            </w:r>
+            <w:r>
+              <w:t xml:space="preserve"> </w:t>
+            </w:r>
+            <w:r>
+              <w:rPr>
+                <w:rFonts w:ascii="Times New Roman" w:hAnsi="Times New Roman" w:cs="Times New Roman" w:eastAsia="SimSun"/>
+              </w:rPr>
+              <w:t xml:space="preserve">分）</w:t>
             </w:r>
           </w:p>
         </w:tc>
         <w:tc>
           <w:tcPr>
-            <w:tcW w:type="dxa" w:w="3356"/>
+            <w:tcW w:type="dxa" w:w="2844"/>
           </w:tcPr>
           <w:tcPr/>
           <w:p>
@@ -51439,30 +52572,13 @@
               <w:rPr>
                 <w:rFonts w:ascii="Times New Roman" w:hAnsi="Times New Roman" w:cs="Times New Roman" w:eastAsia="SimSun"/>
               </w:rPr>
-              <w:t xml:space="preserve">题-074-初赛讲义-溶液与化学分析-习题9.49</w:t>
+              <w:t xml:space="preserve">题-HChO配-46-钼配合物的可见光固氮循环</w:t>
             </w:r>
           </w:p>
         </w:tc>
         <w:tc>
           <w:tcPr>
-            <w:tcW w:type="dxa" w:w="1729"/>
-          </w:tcPr>
-          <w:tcPr/>
-          <w:p>
-            <w:pPr>
-              <w:pStyle w:val="Compact"/>
-            </w:pPr>
-            <w:r>
-              <w:rPr>
-                <w:rFonts w:ascii="Times New Roman" w:hAnsi="Times New Roman" w:cs="Times New Roman" w:eastAsia="SimSun"/>
-              </w:rPr>
-              <w:t xml:space="preserve">化学竞赛初赛讲义</w:t>
-            </w:r>
-          </w:p>
-        </w:tc>
-        <w:tc>
-          <w:tcPr>
-            <w:tcW w:type="dxa" w:w="216"/>
+            <w:tcW w:type="dxa" w:w="1063"/>
           </w:tcPr>
           <w:tcPr/>
           <w:p>
@@ -51471,15 +52587,16 @@
               <w:jc w:val="center"/>
             </w:pPr>
             <w:r>
-              <w:t xml:space="preserve">⭐⭐⭐⭐</w:t>
+              <w:rPr>
+                <w:rFonts w:ascii="Times New Roman" w:hAnsi="Times New Roman" w:cs="Times New Roman" w:eastAsia="SimSun"/>
+              </w:rPr>
+              <w:t xml:space="preserve">HChO配合物专题</w:t>
             </w:r>
           </w:p>
         </w:tc>
-      </w:tr>
-      <w:tr>
         <w:tc>
           <w:tcPr>
-            <w:tcW w:type="dxa" w:w="644"/>
+            <w:tcW w:type="dxa" w:w="964"/>
           </w:tcPr>
           <w:tcPr/>
           <w:p>
@@ -51488,88 +52605,16 @@
               <w:jc w:val="center"/>
             </w:pPr>
             <w:r>
-              <w:t xml:space="preserve">2</w:t>
+              <w:rPr>
+                <w:rFonts w:ascii="Times New Roman" w:hAnsi="Times New Roman" w:cs="Times New Roman" w:eastAsia="SimSun"/>
+              </w:rPr>
+              <w:t xml:space="preserve">结构化学</w:t>
             </w:r>
           </w:p>
         </w:tc>
         <w:tc>
           <w:tcPr>
-            <w:tcW w:type="dxa" w:w="600"/>
-          </w:tcPr>
-          <w:tcPr/>
-          <w:p>
-            <w:pPr>
-              <w:pStyle w:val="Compact"/>
-              <w:jc w:val="center"/>
-            </w:pPr>
-            <w:r>
-              <w:t xml:space="preserve">10</w:t>
-            </w:r>
-          </w:p>
-        </w:tc>
-        <w:tc>
-          <w:tcPr>
-            <w:tcW w:type="dxa" w:w="3207"/>
-          </w:tcPr>
-          <w:tcPr/>
-          <w:p>
-            <w:pPr>
-              <w:pStyle w:val="Compact"/>
-            </w:pPr>
-            <w:r>
-              <w:rPr>
-                <w:rFonts w:ascii="Times New Roman" w:hAnsi="Times New Roman" w:cs="Times New Roman" w:eastAsia="SimSun"/>
-              </w:rPr>
-              <w:t xml:space="preserve">配套能力测试</w:t>
-            </w:r>
-            <w:r>
-              <w:t xml:space="preserve"> </w:t>
-            </w:r>
-            <w:r>
-              <w:rPr>
-                <w:rFonts w:ascii="Times New Roman" w:hAnsi="Times New Roman" w:cs="Times New Roman" w:eastAsia="SimSun"/>
-              </w:rPr>
-              <w:t xml:space="preserve">第6章</w:t>
-            </w:r>
-          </w:p>
-        </w:tc>
-        <w:tc>
-          <w:tcPr>
-            <w:tcW w:type="dxa" w:w="3356"/>
-          </w:tcPr>
-          <w:tcPr/>
-          <w:p>
-            <w:pPr>
-              <w:pStyle w:val="Compact"/>
-            </w:pPr>
-            <w:r>
-              <w:rPr>
-                <w:rFonts w:ascii="Times New Roman" w:hAnsi="Times New Roman" w:cs="Times New Roman" w:eastAsia="SimSun"/>
-              </w:rPr>
-              <w:t xml:space="preserve">题-115-一分册测试-Ch6B-9-假想元素Gr还原电势估计</w:t>
-            </w:r>
-          </w:p>
-        </w:tc>
-        <w:tc>
-          <w:tcPr>
-            <w:tcW w:type="dxa" w:w="1729"/>
-          </w:tcPr>
-          <w:tcPr/>
-          <w:p>
-            <w:pPr>
-              <w:pStyle w:val="Compact"/>
-            </w:pPr>
-            <w:r>
-              <w:rPr>
-                <w:rFonts w:ascii="Times New Roman" w:hAnsi="Times New Roman" w:cs="Times New Roman" w:eastAsia="SimSun"/>
-              </w:rPr>
-              <w:t xml:space="preserve">一分册能力测试</w:t>
-            </w:r>
-          </w:p>
-        </w:tc>
-        <w:tc>
-          <w:tcPr>
-            <w:tcW w:type="dxa" w:w="216"/>
+            <w:tcW w:type="dxa" w:w="992"/>
           </w:tcPr>
           <w:tcPr/>
           <w:p>
@@ -51582,133 +52627,9 @@
             </w:r>
           </w:p>
         </w:tc>
-      </w:tr>
-      <w:tr>
         <w:tc>
           <w:tcPr>
-            <w:tcW w:type="dxa" w:w="644"/>
-          </w:tcPr>
-          <w:tcPr/>
-          <w:p>
-            <w:pPr>
-              <w:pStyle w:val="Compact"/>
-              <w:jc w:val="center"/>
-            </w:pPr>
-            <w:r>
-              <w:t xml:space="preserve">3</w:t>
-            </w:r>
-          </w:p>
-        </w:tc>
-        <w:tc>
-          <w:tcPr>
-            <w:tcW w:type="dxa" w:w="600"/>
-          </w:tcPr>
-          <w:tcPr/>
-          <w:p>
-            <w:pPr>
-              <w:pStyle w:val="Compact"/>
-              <w:jc w:val="center"/>
-            </w:pPr>
-            <w:r>
-              <w:t xml:space="preserve">10</w:t>
-            </w:r>
-          </w:p>
-        </w:tc>
-        <w:tc>
-          <w:tcPr>
-            <w:tcW w:type="dxa" w:w="3207"/>
-          </w:tcPr>
-          <w:tcPr/>
-          <w:p>
-            <w:pPr>
-              <w:pStyle w:val="Compact"/>
-            </w:pPr>
-            <w:r>
-              <w:rPr>
-                <w:rFonts w:ascii="Times New Roman" w:hAnsi="Times New Roman" w:cs="Times New Roman" w:eastAsia="SimSun"/>
-              </w:rPr>
-              <w:t xml:space="preserve">第1章</w:t>
-            </w:r>
-            <w:r>
-              <w:t xml:space="preserve"> </w:t>
-            </w:r>
-            <w:r>
-              <w:rPr>
-                <w:rFonts w:ascii="Times New Roman" w:hAnsi="Times New Roman" w:cs="Times New Roman" w:eastAsia="SimSun"/>
-              </w:rPr>
-              <w:t xml:space="preserve">化学反应方程式与核化学反应方程式·A卷第10题</w:t>
-            </w:r>
-          </w:p>
-        </w:tc>
-        <w:tc>
-          <w:tcPr>
-            <w:tcW w:type="dxa" w:w="3356"/>
-          </w:tcPr>
-          <w:tcPr/>
-          <w:p>
-            <w:pPr>
-              <w:pStyle w:val="Compact"/>
-            </w:pPr>
-            <w:r>
-              <w:rPr>
-                <w:rFonts w:ascii="Times New Roman" w:hAnsi="Times New Roman" w:cs="Times New Roman" w:eastAsia="SimSun"/>
-              </w:rPr>
-              <w:t xml:space="preserve">题-285-化学能力测试-Ch1A-10-铀同位素放射性系列</w:t>
-            </w:r>
-          </w:p>
-        </w:tc>
-        <w:tc>
-          <w:tcPr>
-            <w:tcW w:type="dxa" w:w="1729"/>
-          </w:tcPr>
-          <w:tcPr/>
-          <w:p>
-            <w:pPr>
-              <w:pStyle w:val="Compact"/>
-            </w:pPr>
-            <w:r>
-              <w:rPr>
-                <w:rFonts w:ascii="Times New Roman" w:hAnsi="Times New Roman" w:cs="Times New Roman" w:eastAsia="SimSun"/>
-              </w:rPr>
-              <w:t xml:space="preserve">化学能力测试</w:t>
-            </w:r>
-          </w:p>
-        </w:tc>
-        <w:tc>
-          <w:tcPr>
-            <w:tcW w:type="dxa" w:w="216"/>
-          </w:tcPr>
-          <w:tcPr/>
-          <w:p>
-            <w:pPr>
-              <w:pStyle w:val="Compact"/>
-              <w:jc w:val="center"/>
-            </w:pPr>
-            <w:r>
-              <w:t xml:space="preserve">⭐⭐⭐⭐⭐</w:t>
-            </w:r>
-          </w:p>
-        </w:tc>
-      </w:tr>
-      <w:tr>
-        <w:tc>
-          <w:tcPr>
-            <w:tcW w:type="dxa" w:w="644"/>
-          </w:tcPr>
-          <w:tcPr/>
-          <w:p>
-            <w:pPr>
-              <w:pStyle w:val="Compact"/>
-              <w:jc w:val="center"/>
-            </w:pPr>
-            <w:r>
-              <w:t xml:space="preserve">4</w:t>
-            </w:r>
-          </w:p>
-        </w:tc>
-        <w:tc>
-          <w:tcPr>
-            <w:tcW w:type="dxa" w:w="600"/>
+            <w:tcW w:type="dxa" w:w="652"/>
           </w:tcPr>
           <w:tcPr/>
           <w:p>
@@ -51721,722 +52642,11 @@
             </w:r>
           </w:p>
         </w:tc>
-        <w:tc>
-          <w:tcPr>
-            <w:tcW w:type="dxa" w:w="3207"/>
-          </w:tcPr>
-          <w:tcPr/>
-          <w:p>
-            <w:pPr>
-              <w:pStyle w:val="Compact"/>
-            </w:pPr>
-            <w:r>
-              <w:rPr>
-                <w:rFonts w:ascii="Times New Roman" w:hAnsi="Times New Roman" w:cs="Times New Roman" w:eastAsia="SimSun"/>
-              </w:rPr>
-              <w:t xml:space="preserve">第13讲</w:t>
-            </w:r>
-            <w:r>
-              <w:t xml:space="preserve"> </w:t>
-            </w:r>
-            <w:r>
-              <w:rPr>
-                <w:rFonts w:ascii="Times New Roman" w:hAnsi="Times New Roman" w:cs="Times New Roman" w:eastAsia="SimSun"/>
-              </w:rPr>
-              <w:t xml:space="preserve">竞赛对接</w:t>
-            </w:r>
-            <w:r>
-              <w:t xml:space="preserve"> 4</w:t>
-            </w:r>
-          </w:p>
-        </w:tc>
-        <w:tc>
-          <w:tcPr>
-            <w:tcW w:type="dxa" w:w="3356"/>
-          </w:tcPr>
-          <w:tcPr/>
-          <w:p>
-            <w:pPr>
-              <w:pStyle w:val="Compact"/>
-            </w:pPr>
-            <w:r>
-              <w:rPr>
-                <w:rFonts w:ascii="Times New Roman" w:hAnsi="Times New Roman" w:cs="Times New Roman" w:eastAsia="SimSun"/>
-              </w:rPr>
-              <w:t xml:space="preserve">题-827-一分册-L13对例4-2009科大自招高含氮化合物</w:t>
-            </w:r>
-          </w:p>
-        </w:tc>
-        <w:tc>
-          <w:tcPr>
-            <w:tcW w:type="dxa" w:w="1729"/>
-          </w:tcPr>
-          <w:tcPr/>
-          <w:p>
-            <w:pPr>
-              <w:pStyle w:val="Compact"/>
-            </w:pPr>
-            <w:r>
-              <w:rPr>
-                <w:rFonts w:ascii="Times New Roman" w:hAnsi="Times New Roman" w:cs="Times New Roman" w:eastAsia="SimSun"/>
-              </w:rPr>
-              <w:t xml:space="preserve">高中化学竞赛教程第一分册</w:t>
-            </w:r>
-          </w:p>
-        </w:tc>
-        <w:tc>
-          <w:tcPr>
-            <w:tcW w:type="dxa" w:w="216"/>
-          </w:tcPr>
-          <w:tcPr/>
-          <w:p>
-            <w:pPr>
-              <w:pStyle w:val="Compact"/>
-              <w:jc w:val="center"/>
-            </w:pPr>
-            <w:r>
-              <w:t xml:space="preserve">⭐⭐⭐⭐⭐</w:t>
-            </w:r>
-          </w:p>
-        </w:tc>
       </w:tr>
       <w:tr>
         <w:tc>
           <w:tcPr>
-            <w:tcW w:type="dxa" w:w="644"/>
-          </w:tcPr>
-          <w:tcPr/>
-          <w:p>
-            <w:pPr>
-              <w:pStyle w:val="Compact"/>
-              <w:jc w:val="center"/>
-            </w:pPr>
-            <w:r>
-              <w:t xml:space="preserve">5</w:t>
-            </w:r>
-          </w:p>
-        </w:tc>
-        <w:tc>
-          <w:tcPr>
-            <w:tcW w:type="dxa" w:w="600"/>
-          </w:tcPr>
-          <w:tcPr/>
-          <w:p>
-            <w:pPr>
-              <w:pStyle w:val="Compact"/>
-              <w:jc w:val="center"/>
-            </w:pPr>
-            <w:r>
-              <w:t xml:space="preserve">6</w:t>
-            </w:r>
-          </w:p>
-        </w:tc>
-        <w:tc>
-          <w:tcPr>
-            <w:tcW w:type="dxa" w:w="3207"/>
-          </w:tcPr>
-          <w:tcPr/>
-          <w:p>
-            <w:pPr>
-              <w:pStyle w:val="Compact"/>
-            </w:pPr>
-            <w:r>
-              <w:rPr>
-                <w:rFonts w:ascii="Times New Roman" w:hAnsi="Times New Roman" w:cs="Times New Roman" w:eastAsia="SimSun"/>
-              </w:rPr>
-              <w:t xml:space="preserve">贵金属提取工艺方程式</w:t>
-            </w:r>
-          </w:p>
-        </w:tc>
-        <w:tc>
-          <w:tcPr>
-            <w:tcW w:type="dxa" w:w="3356"/>
-          </w:tcPr>
-          <w:tcPr/>
-          <w:p>
-            <w:pPr>
-              <w:pStyle w:val="Compact"/>
-            </w:pPr>
-            <w:r>
-              <w:rPr>
-                <w:rFonts w:ascii="Times New Roman" w:hAnsi="Times New Roman" w:cs="Times New Roman" w:eastAsia="SimSun"/>
-              </w:rPr>
-              <w:t xml:space="preserve">题-060-上海中学-离子反应-习题7</w:t>
-            </w:r>
-          </w:p>
-        </w:tc>
-        <w:tc>
-          <w:tcPr>
-            <w:tcW w:type="dxa" w:w="1729"/>
-          </w:tcPr>
-          <w:tcPr/>
-          <w:p>
-            <w:pPr>
-              <w:pStyle w:val="Compact"/>
-            </w:pPr>
-            <w:r>
-              <w:rPr>
-                <w:rFonts w:ascii="Times New Roman" w:hAnsi="Times New Roman" w:cs="Times New Roman" w:eastAsia="SimSun"/>
-              </w:rPr>
-              <w:t xml:space="preserve">上海中学竞赛课程</w:t>
-            </w:r>
-          </w:p>
-        </w:tc>
-        <w:tc>
-          <w:tcPr>
-            <w:tcW w:type="dxa" w:w="216"/>
-          </w:tcPr>
-          <w:tcPr/>
-          <w:p>
-            <w:pPr>
-              <w:pStyle w:val="Compact"/>
-              <w:jc w:val="center"/>
-            </w:pPr>
-            <w:r>
-              <w:t xml:space="preserve">⭐⭐⭐⭐</w:t>
-            </w:r>
-          </w:p>
-        </w:tc>
-      </w:tr>
-      <w:tr>
-        <w:tc>
-          <w:tcPr>
-            <w:tcW w:type="dxa" w:w="644"/>
-          </w:tcPr>
-          <w:tcPr/>
-          <w:p>
-            <w:pPr>
-              <w:pStyle w:val="Compact"/>
-              <w:jc w:val="center"/>
-            </w:pPr>
-            <w:r>
-              <w:t xml:space="preserve">6</w:t>
-            </w:r>
-          </w:p>
-        </w:tc>
-        <w:tc>
-          <w:tcPr>
-            <w:tcW w:type="dxa" w:w="600"/>
-          </w:tcPr>
-          <w:tcPr/>
-          <w:p>
-            <w:pPr>
-              <w:pStyle w:val="Compact"/>
-              <w:jc w:val="center"/>
-            </w:pPr>
-            <w:r>
-              <w:t xml:space="preserve">10</w:t>
-            </w:r>
-          </w:p>
-        </w:tc>
-        <w:tc>
-          <w:tcPr>
-            <w:tcW w:type="dxa" w:w="3207"/>
-          </w:tcPr>
-          <w:tcPr/>
-          <w:p>
-            <w:pPr>
-              <w:pStyle w:val="Compact"/>
-            </w:pPr>
-            <w:r>
-              <w:rPr>
-                <w:rFonts w:ascii="Times New Roman" w:hAnsi="Times New Roman" w:cs="Times New Roman" w:eastAsia="SimSun"/>
-              </w:rPr>
-              <w:t xml:space="preserve">白色二元化合物</w:t>
-            </w:r>
-            <w:r>
-              <w:t xml:space="preserve"> A </w:t>
-            </w:r>
-            <w:r>
-              <w:rPr>
-                <w:rFonts w:ascii="Times New Roman" w:hAnsi="Times New Roman" w:cs="Times New Roman" w:eastAsia="SimSun"/>
-              </w:rPr>
-              <w:t xml:space="preserve">的加热分解与氧化还原…</w:t>
-            </w:r>
-          </w:p>
-        </w:tc>
-        <w:tc>
-          <w:tcPr>
-            <w:tcW w:type="dxa" w:w="3356"/>
-          </w:tcPr>
-          <w:tcPr/>
-          <w:p>
-            <w:pPr>
-              <w:pStyle w:val="Compact"/>
-            </w:pPr>
-            <w:r>
-              <w:rPr>
-                <w:rFonts w:ascii="Times New Roman" w:hAnsi="Times New Roman" w:cs="Times New Roman" w:eastAsia="SimSun"/>
-              </w:rPr>
-              <w:t xml:space="preserve">题-032-初赛讲义-推断技术-习题6.5</w:t>
-            </w:r>
-          </w:p>
-        </w:tc>
-        <w:tc>
-          <w:tcPr>
-            <w:tcW w:type="dxa" w:w="1729"/>
-          </w:tcPr>
-          <w:tcPr/>
-          <w:p>
-            <w:pPr>
-              <w:pStyle w:val="Compact"/>
-            </w:pPr>
-            <w:r>
-              <w:rPr>
-                <w:rFonts w:ascii="Times New Roman" w:hAnsi="Times New Roman" w:cs="Times New Roman" w:eastAsia="SimSun"/>
-              </w:rPr>
-              <w:t xml:space="preserve">化学竞赛初赛讲义</w:t>
-            </w:r>
-          </w:p>
-        </w:tc>
-        <w:tc>
-          <w:tcPr>
-            <w:tcW w:type="dxa" w:w="216"/>
-          </w:tcPr>
-          <w:tcPr/>
-          <w:p>
-            <w:pPr>
-              <w:pStyle w:val="Compact"/>
-              <w:jc w:val="center"/>
-            </w:pPr>
-            <w:r>
-              <w:t xml:space="preserve">⭐⭐⭐⭐</w:t>
-            </w:r>
-          </w:p>
-        </w:tc>
-      </w:tr>
-      <w:tr>
-        <w:tc>
-          <w:tcPr>
-            <w:tcW w:type="dxa" w:w="644"/>
-          </w:tcPr>
-          <w:tcPr/>
-          <w:p>
-            <w:pPr>
-              <w:pStyle w:val="Compact"/>
-              <w:jc w:val="center"/>
-            </w:pPr>
-            <w:r>
-              <w:t xml:space="preserve">7</w:t>
-            </w:r>
-          </w:p>
-        </w:tc>
-        <w:tc>
-          <w:tcPr>
-            <w:tcW w:type="dxa" w:w="600"/>
-          </w:tcPr>
-          <w:tcPr/>
-          <w:p>
-            <w:pPr>
-              <w:pStyle w:val="Compact"/>
-              <w:jc w:val="center"/>
-            </w:pPr>
-            <w:r>
-              <w:t xml:space="preserve">9</w:t>
-            </w:r>
-          </w:p>
-        </w:tc>
-        <w:tc>
-          <w:tcPr>
-            <w:tcW w:type="dxa" w:w="3207"/>
-          </w:tcPr>
-          <w:tcPr/>
-          <w:p>
-            <w:pPr>
-              <w:pStyle w:val="Compact"/>
-            </w:pPr>
-            <w:r>
-              <w:rPr>
-                <w:rFonts w:ascii="Times New Roman" w:hAnsi="Times New Roman" w:cs="Times New Roman" w:eastAsia="SimSun"/>
-              </w:rPr>
-              <w:t xml:space="preserve">配套能力测试</w:t>
-            </w:r>
-            <w:r>
-              <w:t xml:space="preserve"> </w:t>
-            </w:r>
-            <w:r>
-              <w:rPr>
-                <w:rFonts w:ascii="Times New Roman" w:hAnsi="Times New Roman" w:cs="Times New Roman" w:eastAsia="SimSun"/>
-              </w:rPr>
-              <w:t xml:space="preserve">第6章</w:t>
-            </w:r>
-          </w:p>
-        </w:tc>
-        <w:tc>
-          <w:tcPr>
-            <w:tcW w:type="dxa" w:w="3356"/>
-          </w:tcPr>
-          <w:tcPr/>
-          <w:p>
-            <w:pPr>
-              <w:pStyle w:val="Compact"/>
-            </w:pPr>
-            <w:r>
-              <w:rPr>
-                <w:rFonts w:ascii="Times New Roman" w:hAnsi="Times New Roman" w:cs="Times New Roman" w:eastAsia="SimSun"/>
-              </w:rPr>
-              <w:t xml:space="preserve">题-111-一分册测试-Ch6B-4-高溴酸根离子的核合成</w:t>
-            </w:r>
-          </w:p>
-        </w:tc>
-        <w:tc>
-          <w:tcPr>
-            <w:tcW w:type="dxa" w:w="1729"/>
-          </w:tcPr>
-          <w:tcPr/>
-          <w:p>
-            <w:pPr>
-              <w:pStyle w:val="Compact"/>
-            </w:pPr>
-            <w:r>
-              <w:rPr>
-                <w:rFonts w:ascii="Times New Roman" w:hAnsi="Times New Roman" w:cs="Times New Roman" w:eastAsia="SimSun"/>
-              </w:rPr>
-              <w:t xml:space="preserve">一分册能力测试</w:t>
-            </w:r>
-          </w:p>
-        </w:tc>
-        <w:tc>
-          <w:tcPr>
-            <w:tcW w:type="dxa" w:w="216"/>
-          </w:tcPr>
-          <w:tcPr/>
-          <w:p>
-            <w:pPr>
-              <w:pStyle w:val="Compact"/>
-              <w:jc w:val="center"/>
-            </w:pPr>
-            <w:r>
-              <w:t xml:space="preserve">⭐⭐⭐⭐⭐</w:t>
-            </w:r>
-          </w:p>
-        </w:tc>
-      </w:tr>
-      <w:tr>
-        <w:tc>
-          <w:tcPr>
-            <w:tcW w:type="dxa" w:w="644"/>
-          </w:tcPr>
-          <w:tcPr/>
-          <w:p>
-            <w:pPr>
-              <w:pStyle w:val="Compact"/>
-              <w:jc w:val="center"/>
-            </w:pPr>
-            <w:r>
-              <w:t xml:space="preserve">8</w:t>
-            </w:r>
-          </w:p>
-        </w:tc>
-        <w:tc>
-          <w:tcPr>
-            <w:tcW w:type="dxa" w:w="600"/>
-          </w:tcPr>
-          <w:tcPr/>
-          <w:p>
-            <w:pPr>
-              <w:pStyle w:val="Compact"/>
-              <w:jc w:val="center"/>
-            </w:pPr>
-            <w:r>
-              <w:t xml:space="preserve">10</w:t>
-            </w:r>
-          </w:p>
-        </w:tc>
-        <w:tc>
-          <w:tcPr>
-            <w:tcW w:type="dxa" w:w="3207"/>
-          </w:tcPr>
-          <w:tcPr/>
-          <w:p>
-            <w:pPr>
-              <w:pStyle w:val="Compact"/>
-            </w:pPr>
-            <w:r>
-              <w:rPr>
-                <w:rFonts w:ascii="Times New Roman" w:hAnsi="Times New Roman" w:cs="Times New Roman" w:eastAsia="SimSun"/>
-              </w:rPr>
-              <w:t xml:space="preserve">高岭土又称为中国黏土，它是制作陶瓷的重要原料…</w:t>
-            </w:r>
-          </w:p>
-        </w:tc>
-        <w:tc>
-          <w:tcPr>
-            <w:tcW w:type="dxa" w:w="3356"/>
-          </w:tcPr>
-          <w:tcPr/>
-          <w:p>
-            <w:pPr>
-              <w:pStyle w:val="Compact"/>
-            </w:pPr>
-            <w:r>
-              <w:rPr>
-                <w:rFonts w:ascii="Times New Roman" w:hAnsi="Times New Roman" w:cs="Times New Roman" w:eastAsia="SimSun"/>
-              </w:rPr>
-              <w:t xml:space="preserve">题-056-初赛讲义-晶体结构-习题7.53</w:t>
-            </w:r>
-          </w:p>
-        </w:tc>
-        <w:tc>
-          <w:tcPr>
-            <w:tcW w:type="dxa" w:w="1729"/>
-          </w:tcPr>
-          <w:tcPr/>
-          <w:p>
-            <w:pPr>
-              <w:pStyle w:val="Compact"/>
-            </w:pPr>
-            <w:r>
-              <w:rPr>
-                <w:rFonts w:ascii="Times New Roman" w:hAnsi="Times New Roman" w:cs="Times New Roman" w:eastAsia="SimSun"/>
-              </w:rPr>
-              <w:t xml:space="preserve">化学竞赛初赛讲义</w:t>
-            </w:r>
-          </w:p>
-        </w:tc>
-        <w:tc>
-          <w:tcPr>
-            <w:tcW w:type="dxa" w:w="216"/>
-          </w:tcPr>
-          <w:tcPr/>
-          <w:p>
-            <w:pPr>
-              <w:pStyle w:val="Compact"/>
-              <w:jc w:val="center"/>
-            </w:pPr>
-            <w:r>
-              <w:t xml:space="preserve">⭐⭐⭐⭐</w:t>
-            </w:r>
-          </w:p>
-        </w:tc>
-      </w:tr>
-      <w:tr>
-        <w:tc>
-          <w:tcPr>
-            <w:tcW w:type="dxa" w:w="644"/>
-          </w:tcPr>
-          <w:tcPr/>
-          <w:p>
-            <w:pPr>
-              <w:pStyle w:val="Compact"/>
-              <w:jc w:val="center"/>
-            </w:pPr>
-            <w:r>
-              <w:t xml:space="preserve">9</w:t>
-            </w:r>
-          </w:p>
-        </w:tc>
-        <w:tc>
-          <w:tcPr>
-            <w:tcW w:type="dxa" w:w="600"/>
-          </w:tcPr>
-          <w:tcPr/>
-          <w:p>
-            <w:pPr>
-              <w:pStyle w:val="Compact"/>
-              <w:jc w:val="center"/>
-            </w:pPr>
-            <w:r>
-              <w:t xml:space="preserve">10</w:t>
-            </w:r>
-          </w:p>
-        </w:tc>
-        <w:tc>
-          <w:tcPr>
-            <w:tcW w:type="dxa" w:w="3207"/>
-          </w:tcPr>
-          <w:tcPr/>
-          <w:p>
-            <w:pPr>
-              <w:pStyle w:val="Compact"/>
-            </w:pPr>
-            <w:r>
-              <w:rPr>
-                <w:rFonts w:ascii="Times New Roman" w:hAnsi="Times New Roman" w:cs="Times New Roman" w:eastAsia="SimSun"/>
-              </w:rPr>
-              <w:t xml:space="preserve">配套能力测试</w:t>
-            </w:r>
-            <w:r>
-              <w:t xml:space="preserve"> </w:t>
-            </w:r>
-            <w:r>
-              <w:rPr>
-                <w:rFonts w:ascii="Times New Roman" w:hAnsi="Times New Roman" w:cs="Times New Roman" w:eastAsia="SimSun"/>
-              </w:rPr>
-              <w:t xml:space="preserve">第6章</w:t>
-            </w:r>
-          </w:p>
-        </w:tc>
-        <w:tc>
-          <w:tcPr>
-            <w:tcW w:type="dxa" w:w="3356"/>
-          </w:tcPr>
-          <w:tcPr/>
-          <w:p>
-            <w:pPr>
-              <w:pStyle w:val="Compact"/>
-            </w:pPr>
-            <w:r>
-              <w:rPr>
-                <w:rFonts w:ascii="Times New Roman" w:hAnsi="Times New Roman" w:cs="Times New Roman" w:eastAsia="SimSun"/>
-              </w:rPr>
-              <w:t xml:space="preserve">题-108-一分册测试-Ch6B-1-Al13超原子三角二十面体</w:t>
-            </w:r>
-          </w:p>
-        </w:tc>
-        <w:tc>
-          <w:tcPr>
-            <w:tcW w:type="dxa" w:w="1729"/>
-          </w:tcPr>
-          <w:tcPr/>
-          <w:p>
-            <w:pPr>
-              <w:pStyle w:val="Compact"/>
-            </w:pPr>
-            <w:r>
-              <w:rPr>
-                <w:rFonts w:ascii="Times New Roman" w:hAnsi="Times New Roman" w:cs="Times New Roman" w:eastAsia="SimSun"/>
-              </w:rPr>
-              <w:t xml:space="preserve">一分册能力测试</w:t>
-            </w:r>
-          </w:p>
-        </w:tc>
-        <w:tc>
-          <w:tcPr>
-            <w:tcW w:type="dxa" w:w="216"/>
-          </w:tcPr>
-          <w:tcPr/>
-          <w:p>
-            <w:pPr>
-              <w:pStyle w:val="Compact"/>
-              <w:jc w:val="center"/>
-            </w:pPr>
-            <w:r>
-              <w:t xml:space="preserve">⭐⭐⭐⭐⭐</w:t>
-            </w:r>
-          </w:p>
-        </w:tc>
-      </w:tr>
-      <w:tr>
-        <w:tc>
-          <w:tcPr>
-            <w:tcW w:type="dxa" w:w="644"/>
-          </w:tcPr>
-          <w:tcPr/>
-          <w:p>
-            <w:pPr>
-              <w:pStyle w:val="Compact"/>
-              <w:jc w:val="center"/>
-            </w:pPr>
-            <w:r>
-              <w:t xml:space="preserve">10</w:t>
-            </w:r>
-          </w:p>
-        </w:tc>
-        <w:tc>
-          <w:tcPr>
-            <w:tcW w:type="dxa" w:w="600"/>
-          </w:tcPr>
-          <w:tcPr/>
-          <w:p>
-            <w:pPr>
-              <w:pStyle w:val="Compact"/>
-              <w:jc w:val="center"/>
-            </w:pPr>
-            <w:r>
-              <w:t xml:space="preserve">9</w:t>
-            </w:r>
-          </w:p>
-        </w:tc>
-        <w:tc>
-          <w:tcPr>
-            <w:tcW w:type="dxa" w:w="3207"/>
-          </w:tcPr>
-          <w:tcPr/>
-          <w:p>
-            <w:pPr>
-              <w:pStyle w:val="Compact"/>
-            </w:pPr>
-            <w:r>
-              <w:rPr>
-                <w:rFonts w:ascii="Times New Roman" w:hAnsi="Times New Roman" w:cs="Times New Roman" w:eastAsia="SimSun"/>
-              </w:rPr>
-              <w:t xml:space="preserve">HChO配-46</w:t>
-            </w:r>
-            <w:r>
-              <w:t xml:space="preserve"> </w:t>
-            </w:r>
-            <w:r>
-              <w:rPr>
-                <w:rFonts w:ascii="Times New Roman" w:hAnsi="Times New Roman" w:cs="Times New Roman" w:eastAsia="SimSun"/>
-              </w:rPr>
-              <w:t xml:space="preserve">钼配合物的可见光固氮循环（13</w:t>
-            </w:r>
-            <w:r>
-              <w:t xml:space="preserve"> </w:t>
-            </w:r>
-            <w:r>
-              <w:rPr>
-                <w:rFonts w:ascii="Times New Roman" w:hAnsi="Times New Roman" w:cs="Times New Roman" w:eastAsia="SimSun"/>
-              </w:rPr>
-              <w:t xml:space="preserve">分）</w:t>
-            </w:r>
-          </w:p>
-        </w:tc>
-        <w:tc>
-          <w:tcPr>
-            <w:tcW w:type="dxa" w:w="3356"/>
-          </w:tcPr>
-          <w:tcPr/>
-          <w:p>
-            <w:pPr>
-              <w:pStyle w:val="Compact"/>
-            </w:pPr>
-            <w:r>
-              <w:rPr>
-                <w:rFonts w:ascii="Times New Roman" w:hAnsi="Times New Roman" w:cs="Times New Roman" w:eastAsia="SimSun"/>
-              </w:rPr>
-              <w:t xml:space="preserve">题-HChO配-46-钼配合物的可见光固氮循环</w:t>
-            </w:r>
-          </w:p>
-        </w:tc>
-        <w:tc>
-          <w:tcPr>
-            <w:tcW w:type="dxa" w:w="1729"/>
-          </w:tcPr>
-          <w:tcPr/>
-          <w:p>
-            <w:pPr>
-              <w:pStyle w:val="Compact"/>
-            </w:pPr>
-            <w:r>
-              <w:rPr>
-                <w:rFonts w:ascii="Times New Roman" w:hAnsi="Times New Roman" w:cs="Times New Roman" w:eastAsia="SimSun"/>
-              </w:rPr>
-              <w:t xml:space="preserve">HChO配合物专题</w:t>
-            </w:r>
-          </w:p>
-        </w:tc>
-        <w:tc>
-          <w:tcPr>
-            <w:tcW w:type="dxa" w:w="216"/>
-          </w:tcPr>
-          <w:tcPr/>
-          <w:p>
-            <w:pPr>
-              <w:pStyle w:val="Compact"/>
-              <w:jc w:val="center"/>
-            </w:pPr>
-            <w:r>
-              <w:t xml:space="preserve">⭐⭐⭐⭐⭐</w:t>
-            </w:r>
-          </w:p>
-        </w:tc>
-      </w:tr>
-      <w:tr>
-        <w:tc>
-          <w:tcPr>
-            <w:tcW w:type="dxa" w:w="644"/>
+            <w:tcW w:type="dxa" w:w="737"/>
           </w:tcPr>
           <w:tcPr/>
           <w:p>
@@ -52451,7 +52661,101 @@
         </w:tc>
         <w:tc>
           <w:tcPr>
-            <w:tcW w:type="dxa" w:w="600"/>
+            <w:tcW w:type="dxa" w:w="2500"/>
+          </w:tcPr>
+          <w:tcPr/>
+          <w:p>
+            <w:pPr>
+              <w:pStyle w:val="Compact"/>
+            </w:pPr>
+            <w:r>
+              <w:rPr>
+                <w:rFonts w:ascii="Times New Roman" w:hAnsi="Times New Roman" w:cs="Times New Roman" w:eastAsia="SimSun"/>
+              </w:rPr>
+              <w:t xml:space="preserve">超四面体</w:t>
+            </w:r>
+            <w:r>
+              <w:t xml:space="preserve"> Tn </w:t>
+            </w:r>
+            <w:r>
+              <w:rPr>
+                <w:rFonts w:ascii="Times New Roman" w:hAnsi="Times New Roman" w:cs="Times New Roman" w:eastAsia="SimSun"/>
+              </w:rPr>
+              <w:t xml:space="preserve">系列</w:t>
+            </w:r>
+          </w:p>
+        </w:tc>
+        <w:tc>
+          <w:tcPr>
+            <w:tcW w:type="dxa" w:w="2844"/>
+          </w:tcPr>
+          <w:tcPr/>
+          <w:p>
+            <w:pPr>
+              <w:pStyle w:val="Compact"/>
+            </w:pPr>
+            <w:r>
+              <w:rPr>
+                <w:rFonts w:ascii="Times New Roman" w:hAnsi="Times New Roman" w:cs="Times New Roman" w:eastAsia="SimSun"/>
+              </w:rPr>
+              <w:t xml:space="preserve">题-325-化学能力测试-Ch3A-10-超四面体T4</w:t>
+            </w:r>
+          </w:p>
+        </w:tc>
+        <w:tc>
+          <w:tcPr>
+            <w:tcW w:type="dxa" w:w="1063"/>
+          </w:tcPr>
+          <w:tcPr/>
+          <w:p>
+            <w:pPr>
+              <w:pStyle w:val="Compact"/>
+              <w:jc w:val="center"/>
+            </w:pPr>
+            <w:r>
+              <w:rPr>
+                <w:rFonts w:ascii="Times New Roman" w:hAnsi="Times New Roman" w:cs="Times New Roman" w:eastAsia="SimSun"/>
+              </w:rPr>
+              <w:t xml:space="preserve">化学能力测试</w:t>
+            </w:r>
+          </w:p>
+        </w:tc>
+        <w:tc>
+          <w:tcPr>
+            <w:tcW w:type="dxa" w:w="964"/>
+          </w:tcPr>
+          <w:tcPr/>
+          <w:p>
+            <w:pPr>
+              <w:pStyle w:val="Compact"/>
+              <w:jc w:val="center"/>
+            </w:pPr>
+            <w:r>
+              <w:rPr>
+                <w:rFonts w:ascii="Times New Roman" w:hAnsi="Times New Roman" w:cs="Times New Roman" w:eastAsia="SimSun"/>
+              </w:rPr>
+              <w:t xml:space="preserve">结构化学</w:t>
+            </w:r>
+          </w:p>
+        </w:tc>
+        <w:tc>
+          <w:tcPr>
+            <w:tcW w:type="dxa" w:w="992"/>
+          </w:tcPr>
+          <w:tcPr/>
+          <w:p>
+            <w:pPr>
+              <w:pStyle w:val="Compact"/>
+              <w:jc w:val="center"/>
+            </w:pPr>
+            <w:r>
+              <w:t xml:space="preserve">⭐⭐⭐⭐⭐</w:t>
+            </w:r>
+          </w:p>
+        </w:tc>
+        <w:tc>
+          <w:tcPr>
+            <w:tcW w:type="dxa" w:w="652"/>
           </w:tcPr>
           <w:tcPr/>
           <w:p>
@@ -52464,86 +52768,11 @@
             </w:r>
           </w:p>
         </w:tc>
-        <w:tc>
-          <w:tcPr>
-            <w:tcW w:type="dxa" w:w="3207"/>
-          </w:tcPr>
-          <w:tcPr/>
-          <w:p>
-            <w:pPr>
-              <w:pStyle w:val="Compact"/>
-            </w:pPr>
-            <w:r>
-              <w:rPr>
-                <w:rFonts w:ascii="Times New Roman" w:hAnsi="Times New Roman" w:cs="Times New Roman" w:eastAsia="SimSun"/>
-              </w:rPr>
-              <w:t xml:space="preserve">超四面体</w:t>
-            </w:r>
-            <w:r>
-              <w:t xml:space="preserve"> Tn </w:t>
-            </w:r>
-            <w:r>
-              <w:rPr>
-                <w:rFonts w:ascii="Times New Roman" w:hAnsi="Times New Roman" w:cs="Times New Roman" w:eastAsia="SimSun"/>
-              </w:rPr>
-              <w:t xml:space="preserve">系列</w:t>
-            </w:r>
-          </w:p>
-        </w:tc>
-        <w:tc>
-          <w:tcPr>
-            <w:tcW w:type="dxa" w:w="3356"/>
-          </w:tcPr>
-          <w:tcPr/>
-          <w:p>
-            <w:pPr>
-              <w:pStyle w:val="Compact"/>
-            </w:pPr>
-            <w:r>
-              <w:rPr>
-                <w:rFonts w:ascii="Times New Roman" w:hAnsi="Times New Roman" w:cs="Times New Roman" w:eastAsia="SimSun"/>
-              </w:rPr>
-              <w:t xml:space="preserve">题-325-化学能力测试-Ch3A-10-超四面体T4</w:t>
-            </w:r>
-          </w:p>
-        </w:tc>
-        <w:tc>
-          <w:tcPr>
-            <w:tcW w:type="dxa" w:w="1729"/>
-          </w:tcPr>
-          <w:tcPr/>
-          <w:p>
-            <w:pPr>
-              <w:pStyle w:val="Compact"/>
-            </w:pPr>
-            <w:r>
-              <w:rPr>
-                <w:rFonts w:ascii="Times New Roman" w:hAnsi="Times New Roman" w:cs="Times New Roman" w:eastAsia="SimSun"/>
-              </w:rPr>
-              <w:t xml:space="preserve">化学能力测试</w:t>
-            </w:r>
-          </w:p>
-        </w:tc>
-        <w:tc>
-          <w:tcPr>
-            <w:tcW w:type="dxa" w:w="216"/>
-          </w:tcPr>
-          <w:tcPr/>
-          <w:p>
-            <w:pPr>
-              <w:pStyle w:val="Compact"/>
-              <w:jc w:val="center"/>
-            </w:pPr>
-            <w:r>
-              <w:t xml:space="preserve">⭐⭐⭐⭐⭐</w:t>
-            </w:r>
-          </w:p>
-        </w:tc>
       </w:tr>
       <w:tr>
         <w:tc>
           <w:tcPr>
-            <w:tcW w:type="dxa" w:w="644"/>
+            <w:tcW w:type="dxa" w:w="737"/>
           </w:tcPr>
           <w:tcPr/>
           <w:p>
@@ -52558,7 +52787,95 @@
         </w:tc>
         <w:tc>
           <w:tcPr>
-            <w:tcW w:type="dxa" w:w="600"/>
+            <w:tcW w:type="dxa" w:w="2500"/>
+          </w:tcPr>
+          <w:tcPr/>
+          <w:p>
+            <w:pPr>
+              <w:pStyle w:val="Compact"/>
+            </w:pPr>
+            <w:r>
+              <w:rPr>
+                <w:rFonts w:ascii="Times New Roman" w:hAnsi="Times New Roman" w:cs="Times New Roman" w:eastAsia="SimSun"/>
+              </w:rPr>
+              <w:t xml:space="preserve">实战演练</w:t>
+            </w:r>
+            <w:r>
+              <w:t xml:space="preserve"> 3</w:t>
+            </w:r>
+          </w:p>
+        </w:tc>
+        <w:tc>
+          <w:tcPr>
+            <w:tcW w:type="dxa" w:w="2844"/>
+          </w:tcPr>
+          <w:tcPr/>
+          <w:p>
+            <w:pPr>
+              <w:pStyle w:val="Compact"/>
+            </w:pPr>
+            <w:r>
+              <w:rPr>
+                <w:rFonts w:ascii="Times New Roman" w:hAnsi="Times New Roman" w:cs="Times New Roman" w:eastAsia="SimSun"/>
+              </w:rPr>
+              <w:t xml:space="preserve">题-660-一分册-L7实3-NaCl马德隆常数与纳米颗粒表面原子</w:t>
+            </w:r>
+          </w:p>
+        </w:tc>
+        <w:tc>
+          <w:tcPr>
+            <w:tcW w:type="dxa" w:w="1063"/>
+          </w:tcPr>
+          <w:tcPr/>
+          <w:p>
+            <w:pPr>
+              <w:pStyle w:val="Compact"/>
+              <w:jc w:val="center"/>
+            </w:pPr>
+            <w:r>
+              <w:rPr>
+                <w:rFonts w:ascii="Times New Roman" w:hAnsi="Times New Roman" w:cs="Times New Roman" w:eastAsia="SimSun"/>
+              </w:rPr>
+              <w:t xml:space="preserve">高中化学竞赛教程第一分册</w:t>
+            </w:r>
+          </w:p>
+        </w:tc>
+        <w:tc>
+          <w:tcPr>
+            <w:tcW w:type="dxa" w:w="964"/>
+          </w:tcPr>
+          <w:tcPr/>
+          <w:p>
+            <w:pPr>
+              <w:pStyle w:val="Compact"/>
+              <w:jc w:val="center"/>
+            </w:pPr>
+            <w:r>
+              <w:rPr>
+                <w:rFonts w:ascii="Times New Roman" w:hAnsi="Times New Roman" w:cs="Times New Roman" w:eastAsia="SimSun"/>
+              </w:rPr>
+              <w:t xml:space="preserve">结构化学</w:t>
+            </w:r>
+          </w:p>
+        </w:tc>
+        <w:tc>
+          <w:tcPr>
+            <w:tcW w:type="dxa" w:w="992"/>
+          </w:tcPr>
+          <w:tcPr/>
+          <w:p>
+            <w:pPr>
+              <w:pStyle w:val="Compact"/>
+              <w:jc w:val="center"/>
+            </w:pPr>
+            <w:r>
+              <w:t xml:space="preserve">⭐⭐⭐⭐⭐</w:t>
+            </w:r>
+          </w:p>
+        </w:tc>
+        <w:tc>
+          <w:tcPr>
+            <w:tcW w:type="dxa" w:w="652"/>
           </w:tcPr>
           <w:tcPr/>
           <w:p>
@@ -52571,80 +52888,11 @@
             </w:r>
           </w:p>
         </w:tc>
-        <w:tc>
-          <w:tcPr>
-            <w:tcW w:type="dxa" w:w="3207"/>
-          </w:tcPr>
-          <w:tcPr/>
-          <w:p>
-            <w:pPr>
-              <w:pStyle w:val="Compact"/>
-            </w:pPr>
-            <w:r>
-              <w:rPr>
-                <w:rFonts w:ascii="Times New Roman" w:hAnsi="Times New Roman" w:cs="Times New Roman" w:eastAsia="SimSun"/>
-              </w:rPr>
-              <w:t xml:space="preserve">实战演练</w:t>
-            </w:r>
-            <w:r>
-              <w:t xml:space="preserve"> 3</w:t>
-            </w:r>
-          </w:p>
-        </w:tc>
-        <w:tc>
-          <w:tcPr>
-            <w:tcW w:type="dxa" w:w="3356"/>
-          </w:tcPr>
-          <w:tcPr/>
-          <w:p>
-            <w:pPr>
-              <w:pStyle w:val="Compact"/>
-            </w:pPr>
-            <w:r>
-              <w:rPr>
-                <w:rFonts w:ascii="Times New Roman" w:hAnsi="Times New Roman" w:cs="Times New Roman" w:eastAsia="SimSun"/>
-              </w:rPr>
-              <w:t xml:space="preserve">题-660-一分册-L7实3-NaCl马德隆常数与纳米颗粒表面原子</w:t>
-            </w:r>
-          </w:p>
-        </w:tc>
-        <w:tc>
-          <w:tcPr>
-            <w:tcW w:type="dxa" w:w="1729"/>
-          </w:tcPr>
-          <w:tcPr/>
-          <w:p>
-            <w:pPr>
-              <w:pStyle w:val="Compact"/>
-            </w:pPr>
-            <w:r>
-              <w:rPr>
-                <w:rFonts w:ascii="Times New Roman" w:hAnsi="Times New Roman" w:cs="Times New Roman" w:eastAsia="SimSun"/>
-              </w:rPr>
-              <w:t xml:space="preserve">高中化学竞赛教程第一分册</w:t>
-            </w:r>
-          </w:p>
-        </w:tc>
-        <w:tc>
-          <w:tcPr>
-            <w:tcW w:type="dxa" w:w="216"/>
-          </w:tcPr>
-          <w:tcPr/>
-          <w:p>
-            <w:pPr>
-              <w:pStyle w:val="Compact"/>
-              <w:jc w:val="center"/>
-            </w:pPr>
-            <w:r>
-              <w:t xml:space="preserve">⭐⭐⭐⭐⭐</w:t>
-            </w:r>
-          </w:p>
-        </w:tc>
       </w:tr>
       <w:tr>
         <w:tc>
           <w:tcPr>
-            <w:tcW w:type="dxa" w:w="644"/>
+            <w:tcW w:type="dxa" w:w="737"/>
           </w:tcPr>
           <w:tcPr/>
           <w:p>
@@ -52659,7 +52907,92 @@
         </w:tc>
         <w:tc>
           <w:tcPr>
-            <w:tcW w:type="dxa" w:w="600"/>
+            <w:tcW w:type="dxa" w:w="2500"/>
+          </w:tcPr>
+          <w:tcPr/>
+          <w:p>
+            <w:pPr>
+              <w:pStyle w:val="Compact"/>
+            </w:pPr>
+            <w:r>
+              <w:rPr>
+                <w:rFonts w:ascii="Times New Roman" w:hAnsi="Times New Roman" w:cs="Times New Roman" w:eastAsia="SimSun"/>
+              </w:rPr>
+              <w:t xml:space="preserve">连续一级反应动力学与吸光度分析…</w:t>
+            </w:r>
+          </w:p>
+        </w:tc>
+        <w:tc>
+          <w:tcPr>
+            <w:tcW w:type="dxa" w:w="2844"/>
+          </w:tcPr>
+          <w:tcPr/>
+          <w:p>
+            <w:pPr>
+              <w:pStyle w:val="Compact"/>
+            </w:pPr>
+            <w:r>
+              <w:rPr>
+                <w:rFonts w:ascii="Times New Roman" w:hAnsi="Times New Roman" w:cs="Times New Roman" w:eastAsia="SimSun"/>
+              </w:rPr>
+              <w:t xml:space="preserve">题-054-初赛讲义-热力学和动力学初步-习题8.43</w:t>
+            </w:r>
+          </w:p>
+        </w:tc>
+        <w:tc>
+          <w:tcPr>
+            <w:tcW w:type="dxa" w:w="1063"/>
+          </w:tcPr>
+          <w:tcPr/>
+          <w:p>
+            <w:pPr>
+              <w:pStyle w:val="Compact"/>
+              <w:jc w:val="center"/>
+            </w:pPr>
+            <w:r>
+              <w:rPr>
+                <w:rFonts w:ascii="Times New Roman" w:hAnsi="Times New Roman" w:cs="Times New Roman" w:eastAsia="SimSun"/>
+              </w:rPr>
+              <w:t xml:space="preserve">化学竞赛初赛讲义</w:t>
+            </w:r>
+          </w:p>
+        </w:tc>
+        <w:tc>
+          <w:tcPr>
+            <w:tcW w:type="dxa" w:w="964"/>
+          </w:tcPr>
+          <w:tcPr/>
+          <w:p>
+            <w:pPr>
+              <w:pStyle w:val="Compact"/>
+              <w:jc w:val="center"/>
+            </w:pPr>
+            <w:r>
+              <w:rPr>
+                <w:rFonts w:ascii="Times New Roman" w:hAnsi="Times New Roman" w:cs="Times New Roman" w:eastAsia="SimSun"/>
+              </w:rPr>
+              <w:t xml:space="preserve">化学原理</w:t>
+            </w:r>
+          </w:p>
+        </w:tc>
+        <w:tc>
+          <w:tcPr>
+            <w:tcW w:type="dxa" w:w="992"/>
+          </w:tcPr>
+          <w:tcPr/>
+          <w:p>
+            <w:pPr>
+              <w:pStyle w:val="Compact"/>
+              <w:jc w:val="center"/>
+            </w:pPr>
+            <w:r>
+              <w:t xml:space="preserve">⭐⭐⭐⭐</w:t>
+            </w:r>
+          </w:p>
+        </w:tc>
+        <w:tc>
+          <w:tcPr>
+            <w:tcW w:type="dxa" w:w="652"/>
           </w:tcPr>
           <w:tcPr/>
           <w:p>
@@ -52672,77 +53005,11 @@
             </w:r>
           </w:p>
         </w:tc>
-        <w:tc>
-          <w:tcPr>
-            <w:tcW w:type="dxa" w:w="3207"/>
-          </w:tcPr>
-          <w:tcPr/>
-          <w:p>
-            <w:pPr>
-              <w:pStyle w:val="Compact"/>
-            </w:pPr>
-            <w:r>
-              <w:rPr>
-                <w:rFonts w:ascii="Times New Roman" w:hAnsi="Times New Roman" w:cs="Times New Roman" w:eastAsia="SimSun"/>
-              </w:rPr>
-              <w:t xml:space="preserve">连续一级反应动力学与吸光度分析…</w:t>
-            </w:r>
-          </w:p>
-        </w:tc>
-        <w:tc>
-          <w:tcPr>
-            <w:tcW w:type="dxa" w:w="3356"/>
-          </w:tcPr>
-          <w:tcPr/>
-          <w:p>
-            <w:pPr>
-              <w:pStyle w:val="Compact"/>
-            </w:pPr>
-            <w:r>
-              <w:rPr>
-                <w:rFonts w:ascii="Times New Roman" w:hAnsi="Times New Roman" w:cs="Times New Roman" w:eastAsia="SimSun"/>
-              </w:rPr>
-              <w:t xml:space="preserve">题-054-初赛讲义-热力学和动力学初步-习题8.43</w:t>
-            </w:r>
-          </w:p>
-        </w:tc>
-        <w:tc>
-          <w:tcPr>
-            <w:tcW w:type="dxa" w:w="1729"/>
-          </w:tcPr>
-          <w:tcPr/>
-          <w:p>
-            <w:pPr>
-              <w:pStyle w:val="Compact"/>
-            </w:pPr>
-            <w:r>
-              <w:rPr>
-                <w:rFonts w:ascii="Times New Roman" w:hAnsi="Times New Roman" w:cs="Times New Roman" w:eastAsia="SimSun"/>
-              </w:rPr>
-              <w:t xml:space="preserve">化学竞赛初赛讲义</w:t>
-            </w:r>
-          </w:p>
-        </w:tc>
-        <w:tc>
-          <w:tcPr>
-            <w:tcW w:type="dxa" w:w="216"/>
-          </w:tcPr>
-          <w:tcPr/>
-          <w:p>
-            <w:pPr>
-              <w:pStyle w:val="Compact"/>
-              <w:jc w:val="center"/>
-            </w:pPr>
-            <w:r>
-              <w:t xml:space="preserve">⭐⭐⭐⭐</w:t>
-            </w:r>
-          </w:p>
-        </w:tc>
       </w:tr>
       <w:tr>
         <w:tc>
           <w:tcPr>
-            <w:tcW w:type="dxa" w:w="644"/>
+            <w:tcW w:type="dxa" w:w="737"/>
           </w:tcPr>
           <w:tcPr/>
           <w:p>
@@ -52757,7 +53024,101 @@
         </w:tc>
         <w:tc>
           <w:tcPr>
-            <w:tcW w:type="dxa" w:w="600"/>
+            <w:tcW w:type="dxa" w:w="2500"/>
+          </w:tcPr>
+          <w:tcPr/>
+          <w:p>
+            <w:pPr>
+              <w:pStyle w:val="Compact"/>
+            </w:pPr>
+            <w:r>
+              <w:rPr>
+                <w:rFonts w:ascii="Times New Roman" w:hAnsi="Times New Roman" w:cs="Times New Roman" w:eastAsia="SimSun"/>
+              </w:rPr>
+              <w:t xml:space="preserve">配套能力测试</w:t>
+            </w:r>
+            <w:r>
+              <w:t xml:space="preserve"> </w:t>
+            </w:r>
+            <w:r>
+              <w:rPr>
+                <w:rFonts w:ascii="Times New Roman" w:hAnsi="Times New Roman" w:cs="Times New Roman" w:eastAsia="SimSun"/>
+              </w:rPr>
+              <w:t xml:space="preserve">第2章</w:t>
+            </w:r>
+          </w:p>
+        </w:tc>
+        <w:tc>
+          <w:tcPr>
+            <w:tcW w:type="dxa" w:w="2844"/>
+          </w:tcPr>
+          <w:tcPr/>
+          <w:p>
+            <w:pPr>
+              <w:pStyle w:val="Compact"/>
+            </w:pPr>
+            <w:r>
+              <w:rPr>
+                <w:rFonts w:ascii="Times New Roman" w:hAnsi="Times New Roman" w:cs="Times New Roman" w:eastAsia="SimSun"/>
+              </w:rPr>
+              <w:t xml:space="preserve">题-031-一分册测试-Ch2B-2-氧化还原四则综合</w:t>
+            </w:r>
+          </w:p>
+        </w:tc>
+        <w:tc>
+          <w:tcPr>
+            <w:tcW w:type="dxa" w:w="1063"/>
+          </w:tcPr>
+          <w:tcPr/>
+          <w:p>
+            <w:pPr>
+              <w:pStyle w:val="Compact"/>
+              <w:jc w:val="center"/>
+            </w:pPr>
+            <w:r>
+              <w:rPr>
+                <w:rFonts w:ascii="Times New Roman" w:hAnsi="Times New Roman" w:cs="Times New Roman" w:eastAsia="SimSun"/>
+              </w:rPr>
+              <w:t xml:space="preserve">一分册能力测试</w:t>
+            </w:r>
+          </w:p>
+        </w:tc>
+        <w:tc>
+          <w:tcPr>
+            <w:tcW w:type="dxa" w:w="964"/>
+          </w:tcPr>
+          <w:tcPr/>
+          <w:p>
+            <w:pPr>
+              <w:pStyle w:val="Compact"/>
+              <w:jc w:val="center"/>
+            </w:pPr>
+            <w:r>
+              <w:rPr>
+                <w:rFonts w:ascii="Times New Roman" w:hAnsi="Times New Roman" w:cs="Times New Roman" w:eastAsia="SimSun"/>
+              </w:rPr>
+              <w:t xml:space="preserve">化学原理</w:t>
+            </w:r>
+          </w:p>
+        </w:tc>
+        <w:tc>
+          <w:tcPr>
+            <w:tcW w:type="dxa" w:w="992"/>
+          </w:tcPr>
+          <w:tcPr/>
+          <w:p>
+            <w:pPr>
+              <w:pStyle w:val="Compact"/>
+              <w:jc w:val="center"/>
+            </w:pPr>
+            <w:r>
+              <w:t xml:space="preserve">⭐⭐⭐⭐⭐</w:t>
+            </w:r>
+          </w:p>
+        </w:tc>
+        <w:tc>
+          <w:tcPr>
+            <w:tcW w:type="dxa" w:w="652"/>
           </w:tcPr>
           <w:tcPr/>
           <w:p>
@@ -52770,86 +53131,11 @@
             </w:r>
           </w:p>
         </w:tc>
-        <w:tc>
-          <w:tcPr>
-            <w:tcW w:type="dxa" w:w="3207"/>
-          </w:tcPr>
-          <w:tcPr/>
-          <w:p>
-            <w:pPr>
-              <w:pStyle w:val="Compact"/>
-            </w:pPr>
-            <w:r>
-              <w:rPr>
-                <w:rFonts w:ascii="Times New Roman" w:hAnsi="Times New Roman" w:cs="Times New Roman" w:eastAsia="SimSun"/>
-              </w:rPr>
-              <w:t xml:space="preserve">配套能力测试</w:t>
-            </w:r>
-            <w:r>
-              <w:t xml:space="preserve"> </w:t>
-            </w:r>
-            <w:r>
-              <w:rPr>
-                <w:rFonts w:ascii="Times New Roman" w:hAnsi="Times New Roman" w:cs="Times New Roman" w:eastAsia="SimSun"/>
-              </w:rPr>
-              <w:t xml:space="preserve">第2章</w:t>
-            </w:r>
-          </w:p>
-        </w:tc>
-        <w:tc>
-          <w:tcPr>
-            <w:tcW w:type="dxa" w:w="3356"/>
-          </w:tcPr>
-          <w:tcPr/>
-          <w:p>
-            <w:pPr>
-              <w:pStyle w:val="Compact"/>
-            </w:pPr>
-            <w:r>
-              <w:rPr>
-                <w:rFonts w:ascii="Times New Roman" w:hAnsi="Times New Roman" w:cs="Times New Roman" w:eastAsia="SimSun"/>
-              </w:rPr>
-              <w:t xml:space="preserve">题-031-一分册测试-Ch2B-2-氧化还原四则综合</w:t>
-            </w:r>
-          </w:p>
-        </w:tc>
-        <w:tc>
-          <w:tcPr>
-            <w:tcW w:type="dxa" w:w="1729"/>
-          </w:tcPr>
-          <w:tcPr/>
-          <w:p>
-            <w:pPr>
-              <w:pStyle w:val="Compact"/>
-            </w:pPr>
-            <w:r>
-              <w:rPr>
-                <w:rFonts w:ascii="Times New Roman" w:hAnsi="Times New Roman" w:cs="Times New Roman" w:eastAsia="SimSun"/>
-              </w:rPr>
-              <w:t xml:space="preserve">一分册能力测试</w:t>
-            </w:r>
-          </w:p>
-        </w:tc>
-        <w:tc>
-          <w:tcPr>
-            <w:tcW w:type="dxa" w:w="216"/>
-          </w:tcPr>
-          <w:tcPr/>
-          <w:p>
-            <w:pPr>
-              <w:pStyle w:val="Compact"/>
-              <w:jc w:val="center"/>
-            </w:pPr>
-            <w:r>
-              <w:t xml:space="preserve">⭐⭐⭐⭐⭐</w:t>
-            </w:r>
-          </w:p>
-        </w:tc>
       </w:tr>
       <w:tr>
         <w:tc>
           <w:tcPr>
-            <w:tcW w:type="dxa" w:w="644"/>
+            <w:tcW w:type="dxa" w:w="737"/>
           </w:tcPr>
           <w:tcPr/>
           <w:p>
@@ -52864,7 +53150,101 @@
         </w:tc>
         <w:tc>
           <w:tcPr>
-            <w:tcW w:type="dxa" w:w="600"/>
+            <w:tcW w:type="dxa" w:w="2500"/>
+          </w:tcPr>
+          <w:tcPr/>
+          <w:p>
+            <w:pPr>
+              <w:pStyle w:val="Compact"/>
+            </w:pPr>
+            <w:r>
+              <w:rPr>
+                <w:rFonts w:ascii="Times New Roman" w:hAnsi="Times New Roman" w:cs="Times New Roman" w:eastAsia="SimSun"/>
+              </w:rPr>
+              <w:t xml:space="preserve">第5章</w:t>
+            </w:r>
+            <w:r>
+              <w:t xml:space="preserve"> </w:t>
+            </w:r>
+            <w:r>
+              <w:rPr>
+                <w:rFonts w:ascii="Times New Roman" w:hAnsi="Times New Roman" w:cs="Times New Roman" w:eastAsia="SimSun"/>
+              </w:rPr>
+              <w:t xml:space="preserve">化学热力学初步知识·A卷第7题</w:t>
+            </w:r>
+          </w:p>
+        </w:tc>
+        <w:tc>
+          <w:tcPr>
+            <w:tcW w:type="dxa" w:w="2844"/>
+          </w:tcPr>
+          <w:tcPr/>
+          <w:p>
+            <w:pPr>
+              <w:pStyle w:val="Compact"/>
+            </w:pPr>
+            <w:r>
+              <w:rPr>
+                <w:rFonts w:ascii="Times New Roman" w:hAnsi="Times New Roman" w:cs="Times New Roman" w:eastAsia="SimSun"/>
+              </w:rPr>
+              <w:t xml:space="preserve">题-362-化学能力测试-Ch5A-7-烟气脱硫亚硫酸铵与硫酸铵</w:t>
+            </w:r>
+          </w:p>
+        </w:tc>
+        <w:tc>
+          <w:tcPr>
+            <w:tcW w:type="dxa" w:w="1063"/>
+          </w:tcPr>
+          <w:tcPr/>
+          <w:p>
+            <w:pPr>
+              <w:pStyle w:val="Compact"/>
+              <w:jc w:val="center"/>
+            </w:pPr>
+            <w:r>
+              <w:rPr>
+                <w:rFonts w:ascii="Times New Roman" w:hAnsi="Times New Roman" w:cs="Times New Roman" w:eastAsia="SimSun"/>
+              </w:rPr>
+              <w:t xml:space="preserve">化学能力测试</w:t>
+            </w:r>
+          </w:p>
+        </w:tc>
+        <w:tc>
+          <w:tcPr>
+            <w:tcW w:type="dxa" w:w="964"/>
+          </w:tcPr>
+          <w:tcPr/>
+          <w:p>
+            <w:pPr>
+              <w:pStyle w:val="Compact"/>
+              <w:jc w:val="center"/>
+            </w:pPr>
+            <w:r>
+              <w:rPr>
+                <w:rFonts w:ascii="Times New Roman" w:hAnsi="Times New Roman" w:cs="Times New Roman" w:eastAsia="SimSun"/>
+              </w:rPr>
+              <w:t xml:space="preserve">化学原理</w:t>
+            </w:r>
+          </w:p>
+        </w:tc>
+        <w:tc>
+          <w:tcPr>
+            <w:tcW w:type="dxa" w:w="992"/>
+          </w:tcPr>
+          <w:tcPr/>
+          <w:p>
+            <w:pPr>
+              <w:pStyle w:val="Compact"/>
+              <w:jc w:val="center"/>
+            </w:pPr>
+            <w:r>
+              <w:t xml:space="preserve">⭐⭐⭐⭐⭐</w:t>
+            </w:r>
+          </w:p>
+        </w:tc>
+        <w:tc>
+          <w:tcPr>
+            <w:tcW w:type="dxa" w:w="652"/>
           </w:tcPr>
           <w:tcPr/>
           <w:p>
@@ -52877,86 +53257,11 @@
             </w:r>
           </w:p>
         </w:tc>
-        <w:tc>
-          <w:tcPr>
-            <w:tcW w:type="dxa" w:w="3207"/>
-          </w:tcPr>
-          <w:tcPr/>
-          <w:p>
-            <w:pPr>
-              <w:pStyle w:val="Compact"/>
-            </w:pPr>
-            <w:r>
-              <w:rPr>
-                <w:rFonts w:ascii="Times New Roman" w:hAnsi="Times New Roman" w:cs="Times New Roman" w:eastAsia="SimSun"/>
-              </w:rPr>
-              <w:t xml:space="preserve">第5章</w:t>
-            </w:r>
-            <w:r>
-              <w:t xml:space="preserve"> </w:t>
-            </w:r>
-            <w:r>
-              <w:rPr>
-                <w:rFonts w:ascii="Times New Roman" w:hAnsi="Times New Roman" w:cs="Times New Roman" w:eastAsia="SimSun"/>
-              </w:rPr>
-              <w:t xml:space="preserve">化学热力学初步知识·A卷第7题</w:t>
-            </w:r>
-          </w:p>
-        </w:tc>
-        <w:tc>
-          <w:tcPr>
-            <w:tcW w:type="dxa" w:w="3356"/>
-          </w:tcPr>
-          <w:tcPr/>
-          <w:p>
-            <w:pPr>
-              <w:pStyle w:val="Compact"/>
-            </w:pPr>
-            <w:r>
-              <w:rPr>
-                <w:rFonts w:ascii="Times New Roman" w:hAnsi="Times New Roman" w:cs="Times New Roman" w:eastAsia="SimSun"/>
-              </w:rPr>
-              <w:t xml:space="preserve">题-362-化学能力测试-Ch5A-7-烟气脱硫亚硫酸铵与硫酸铵</w:t>
-            </w:r>
-          </w:p>
-        </w:tc>
-        <w:tc>
-          <w:tcPr>
-            <w:tcW w:type="dxa" w:w="1729"/>
-          </w:tcPr>
-          <w:tcPr/>
-          <w:p>
-            <w:pPr>
-              <w:pStyle w:val="Compact"/>
-            </w:pPr>
-            <w:r>
-              <w:rPr>
-                <w:rFonts w:ascii="Times New Roman" w:hAnsi="Times New Roman" w:cs="Times New Roman" w:eastAsia="SimSun"/>
-              </w:rPr>
-              <w:t xml:space="preserve">化学能力测试</w:t>
-            </w:r>
-          </w:p>
-        </w:tc>
-        <w:tc>
-          <w:tcPr>
-            <w:tcW w:type="dxa" w:w="216"/>
-          </w:tcPr>
-          <w:tcPr/>
-          <w:p>
-            <w:pPr>
-              <w:pStyle w:val="Compact"/>
-              <w:jc w:val="center"/>
-            </w:pPr>
-            <w:r>
-              <w:t xml:space="preserve">⭐⭐⭐⭐⭐</w:t>
-            </w:r>
-          </w:p>
-        </w:tc>
       </w:tr>
       <w:tr>
         <w:tc>
           <w:tcPr>
-            <w:tcW w:type="dxa" w:w="644"/>
+            <w:tcW w:type="dxa" w:w="737"/>
           </w:tcPr>
           <w:tcPr/>
           <w:p>
@@ -52971,22 +53276,7 @@
         </w:tc>
         <w:tc>
           <w:tcPr>
-            <w:tcW w:type="dxa" w:w="600"/>
-          </w:tcPr>
-          <w:tcPr/>
-          <w:p>
-            <w:pPr>
-              <w:pStyle w:val="Compact"/>
-              <w:jc w:val="center"/>
-            </w:pPr>
-            <w:r>
-              <w:t xml:space="preserve">9</w:t>
-            </w:r>
-          </w:p>
-        </w:tc>
-        <w:tc>
-          <w:tcPr>
-            <w:tcW w:type="dxa" w:w="3207"/>
+            <w:tcW w:type="dxa" w:w="2500"/>
           </w:tcPr>
           <w:tcPr/>
           <w:p>
@@ -53015,7 +53305,7 @@
         </w:tc>
         <w:tc>
           <w:tcPr>
-            <w:tcW w:type="dxa" w:w="3356"/>
+            <w:tcW w:type="dxa" w:w="2844"/>
           </w:tcPr>
           <w:tcPr/>
           <w:p>
@@ -53032,12 +53322,13 @@
         </w:tc>
         <w:tc>
           <w:tcPr>
-            <w:tcW w:type="dxa" w:w="1729"/>
+            <w:tcW w:type="dxa" w:w="1063"/>
           </w:tcPr>
           <w:tcPr/>
           <w:p>
             <w:pPr>
               <w:pStyle w:val="Compact"/>
+              <w:jc w:val="center"/>
             </w:pPr>
             <w:r>
               <w:rPr>
@@ -53049,7 +53340,25 @@
         </w:tc>
         <w:tc>
           <w:tcPr>
-            <w:tcW w:type="dxa" w:w="216"/>
+            <w:tcW w:type="dxa" w:w="964"/>
+          </w:tcPr>
+          <w:tcPr/>
+          <w:p>
+            <w:pPr>
+              <w:pStyle w:val="Compact"/>
+              <w:jc w:val="center"/>
+            </w:pPr>
+            <w:r>
+              <w:rPr>
+                <w:rFonts w:ascii="Times New Roman" w:hAnsi="Times New Roman" w:cs="Times New Roman" w:eastAsia="SimSun"/>
+              </w:rPr>
+              <w:t xml:space="preserve">化学原理</w:t>
+            </w:r>
+          </w:p>
+        </w:tc>
+        <w:tc>
+          <w:tcPr>
+            <w:tcW w:type="dxa" w:w="992"/>
           </w:tcPr>
           <w:tcPr/>
           <w:p>
@@ -53059,6 +53368,21 @@
             </w:pPr>
             <w:r>
               <w:t xml:space="preserve">⭐⭐⭐⭐</w:t>
+            </w:r>
+          </w:p>
+        </w:tc>
+        <w:tc>
+          <w:tcPr>
+            <w:tcW w:type="dxa" w:w="652"/>
+          </w:tcPr>
+          <w:tcPr/>
+          <w:p>
+            <w:pPr>
+              <w:pStyle w:val="Compact"/>
+              <w:jc w:val="center"/>
+            </w:pPr>
+            <w:r>
+              <w:t xml:space="preserve">9</w:t>
             </w:r>
           </w:p>
         </w:tc>
